--- a/downloads/student/ai-2-week-04.docx
+++ b/downloads/student/ai-2-week-04.docx
@@ -2075,6 +2075,16 @@
     <w:p>
       <w:r>
         <w:t>This finite loop does not establish behavior of a while-loop with a different update or stopping condition.</w:t>
+      </w:r>
+    </w:p>
+    <w:p>
+      <w:r>
+        <w:t>Read the labelled picture: Move print inside the original loop. What sequence is displayed?</w:t>
+      </w:r>
+    </w:p>
+    <w:p>
+      <w:r>
+        <w:t>Change one thing: Use range(0) instead of range(4). Predict the result before checking the explanation. What remains the same?</w:t>
       </w:r>
     </w:p>
     <w:p>
@@ -4126,6 +4136,187 @@
     <w:p>
       <w:r>
         <w:t>Attempt the independent case before hints. Record whether you worked alone, used a hint or followed a model. After feedback, fix the first unsupported step and explain why it changed. A later check uses a changed case, not a copied answer.</w:t>
+      </w:r>
+    </w:p>
+    <w:p>
+      <w:pPr>
+        <w:pStyle w:val="Heading1"/>
+      </w:pPr>
+      <w:r>
+        <w:t>15. Your lesson route</w:t>
+      </w:r>
+    </w:p>
+    <w:p>
+      <w:r>
+        <w:t>Start with this question: A fictional reading-token jar starts with one token and gains three per round.</w:t>
+      </w:r>
+    </w:p>
+    <w:tbl>
+      <w:tblPr>
+        <w:tblStyle w:val="LightShading-Accent1"/>
+        <w:tblW w:type="auto" w:w="0"/>
+        <w:tblLook w:firstColumn="1" w:firstRow="1" w:lastColumn="0" w:lastRow="0" w:noHBand="0" w:noVBand="1" w:val="04A0"/>
+      </w:tblPr>
+      <w:tblGrid>
+        <w:gridCol w:w="5112"/>
+        <w:gridCol w:w="5112"/>
+      </w:tblGrid>
+      <w:tr>
+        <w:trPr>
+          <w:tblHeader/>
+        </w:trPr>
+        <w:tc>
+          <w:tcPr>
+            <w:tcW w:type="dxa" w:w="5112"/>
+          </w:tcPr>
+          <w:p>
+            <w:r>
+              <w:t>By the end, I can</w:t>
+            </w:r>
+          </w:p>
+        </w:tc>
+        <w:tc>
+          <w:tcPr>
+            <w:tcW w:type="dxa" w:w="5112"/>
+          </w:tcPr>
+          <w:p>
+            <w:r>
+              <w:t>How I will show it</w:t>
+            </w:r>
+          </w:p>
+        </w:tc>
+      </w:tr>
+      <w:tr>
+        <w:tc>
+          <w:tcPr>
+            <w:tcW w:type="dxa" w:w="5112"/>
+          </w:tcPr>
+          <w:p>
+            <w:r>
+              <w:t>Trace variable values before and after each loop iteration</w:t>
+            </w:r>
+          </w:p>
+        </w:tc>
+        <w:tc>
+          <w:tcPr>
+            <w:tcW w:type="dxa" w:w="5112"/>
+          </w:tcPr>
+          <w:p>
+            <w:r>
+              <w:t>Explain the deciding step, show a trace or test, and state one limit.</w:t>
+            </w:r>
+          </w:p>
+        </w:tc>
+      </w:tr>
+      <w:tr>
+        <w:tc>
+          <w:tcPr>
+            <w:tcW w:type="dxa" w:w="5112"/>
+          </w:tcPr>
+          <w:p>
+            <w:r>
+              <w:t>Use the excluded stop value in range correctly</w:t>
+            </w:r>
+          </w:p>
+        </w:tc>
+        <w:tc>
+          <w:tcPr>
+            <w:tcW w:type="dxa" w:w="5112"/>
+          </w:tcPr>
+          <w:p>
+            <w:r>
+              <w:t>Explain the deciding step, show a trace or test, and state one limit.</w:t>
+            </w:r>
+          </w:p>
+        </w:tc>
+      </w:tr>
+      <w:tr>
+        <w:tc>
+          <w:tcPr>
+            <w:tcW w:type="dxa" w:w="5112"/>
+          </w:tcPr>
+          <w:p>
+            <w:r>
+              <w:t>Explain initialization and test zero one and several iterations</w:t>
+            </w:r>
+          </w:p>
+        </w:tc>
+        <w:tc>
+          <w:tcPr>
+            <w:tcW w:type="dxa" w:w="5112"/>
+          </w:tcPr>
+          <w:p>
+            <w:r>
+              <w:t>Explain the deciding step, show a trace or test, and state one limit.</w:t>
+            </w:r>
+          </w:p>
+        </w:tc>
+      </w:tr>
+    </w:tbl>
+    <w:p>
+      <w:r>
+        <w:t>Remember → watch and explain → try with help → investigate → try independently → keep project evidence. Your teacher may spread this lesson across several classes.</w:t>
+      </w:r>
+    </w:p>
+    <w:p>
+      <w:r>
+        <w:t>Keep your first prediction. Compare it with what the evidence shows and explain any change.</w:t>
+      </w:r>
+    </w:p>
+    <w:p>
+      <w:pPr>
+        <w:pStyle w:val="Heading1"/>
+      </w:pPr>
+      <w:r>
+        <w:t>16. Finish and return</w:t>
+      </w:r>
+    </w:p>
+    <w:p>
+      <w:r>
+        <w:t>Close your notes. Explain this goal in your own words: Trace variable values before and after each loop iteration</w:t>
+      </w:r>
+    </w:p>
+    <w:p>
+      <w:pPr>
+        <w:pStyle w:val="Heading3"/>
+      </w:pPr>
+      <w:r>
+        <w:t>My deciding step, evidence and one remaining question</w:t>
+      </w:r>
+    </w:p>
+    <w:p>
+      <w:r>
+        <w:t>________________________________________________________________</w:t>
+      </w:r>
+    </w:p>
+    <w:p>
+      <w:r>
+        <w:t>________________________________________________________________</w:t>
+      </w:r>
+    </w:p>
+    <w:p>
+      <w:r>
+        <w:t>________________________________________________________________</w:t>
+      </w:r>
+    </w:p>
+    <w:p>
+      <w:r>
+        <w:t>________________________________________________________________</w:t>
+      </w:r>
+    </w:p>
+    <w:p>
+      <w:r>
+        <w:t>________________________________________________________________</w:t>
+      </w:r>
+    </w:p>
+    <w:p>
+      <w:r>
+        <w:t>If you are unsure, return to the worked picture and explain one arrow. If you are ready, change an input or assumption and justify your prediction.</w:t>
+      </w:r>
+    </w:p>
+    <w:p>
+      <w:r>
+        <w:t>Save your workbook evidence. At the next review, try a different case before opening your old answer.</w:t>
       </w:r>
     </w:p>
     <w:sectPr>

--- a/downloads/student/ai-2-week-04.docx
+++ b/downloads/student/ai-2-week-04.docx
@@ -4317,6 +4317,215 @@
     <w:p>
       <w:r>
         <w:t>Save your workbook evidence. At the next review, try a different case before opening your old answer.</w:t>
+      </w:r>
+    </w:p>
+    <w:p>
+      <w:pPr>
+        <w:pStyle w:val="Heading1"/>
+      </w:pPr>
+      <w:r>
+        <w:t>17. Supported practice, repair and portfolio</w:t>
+      </w:r>
+    </w:p>
+    <w:p>
+      <w:r>
+        <w:t>Use this supported practice once, in the browser or on paper. Keep the reserved independent assessment for a separate first attempt before teacher feedback.</w:t>
+      </w:r>
+    </w:p>
+    <w:p>
+      <w:r>
+        <w:t>A fictional reading-token jar starts with one token and gains three per round.</w:t>
+      </w:r>
+    </w:p>
+    <w:p>
+      <w:pPr>
+        <w:pStyle w:val="Heading3"/>
+      </w:pPr>
+      <w:r>
+        <w:t>Practice 1: explain the deciding evidence</w:t>
+      </w:r>
+    </w:p>
+    <w:p>
+      <w:r>
+        <w:t>Which labelled step matches this detail? Print 13 once, after all four updates.</w:t>
+      </w:r>
+    </w:p>
+    <w:p>
+      <w:r>
+        <w:t>1. Iteration values</w:t>
+      </w:r>
+    </w:p>
+    <w:p>
+      <w:r>
+        <w:t>2. Updated totals</w:t>
+      </w:r>
+    </w:p>
+    <w:p>
+      <w:r>
+        <w:t>3. After the loop</w:t>
+      </w:r>
+    </w:p>
+    <w:p>
+      <w:r>
+        <w:t>4. Initial state</w:t>
+      </w:r>
+    </w:p>
+    <w:p>
+      <w:pPr>
+        <w:pStyle w:val="Heading3"/>
+      </w:pPr>
+      <w:r>
+        <w:t>My selected conclusion, deciding fact and explanation</w:t>
+      </w:r>
+    </w:p>
+    <w:p>
+      <w:r>
+        <w:t>________________________________________________________________</w:t>
+      </w:r>
+    </w:p>
+    <w:p>
+      <w:r>
+        <w:t>________________________________________________________________</w:t>
+      </w:r>
+    </w:p>
+    <w:p>
+      <w:r>
+        <w:t>________________________________________________________________</w:t>
+      </w:r>
+    </w:p>
+    <w:p>
+      <w:r>
+        <w:t>________________________________________________________________</w:t>
+      </w:r>
+    </w:p>
+    <w:p>
+      <w:r>
+        <w:t>________________________________________________________________</w:t>
+      </w:r>
+    </w:p>
+    <w:p>
+      <w:r>
+        <w:t>Hint if needed: Read the steps in the pictorial case. Match the supplied detail to the stage that performs or records it.</w:t>
+      </w:r>
+    </w:p>
+    <w:p>
+      <w:r>
+        <w:t>After your attempt, compare with the supported explanation: After the loop Print 13 once, after all four updates. The turn value labels an iteration; it is not the number added. The fixed update adds three each time. Four iterations take the total from 1 to 13. Keeping print outside the loop produces one final display rather than four intermediate displays. Initialise total before the loop so a zero-iteration run still has a defined value.</w:t>
+      </w:r>
+    </w:p>
+    <w:p>
+      <w:pPr>
+        <w:pStyle w:val="Heading3"/>
+      </w:pPr>
+      <w:r>
+        <w:t>Practice 2: explain the deciding evidence</w:t>
+      </w:r>
+    </w:p>
+    <w:p>
+      <w:r>
+        <w:t>Changed-case practice: Use range(0) instead of range(4). Which conclusion is supported by the supplied facts?</w:t>
+      </w:r>
+    </w:p>
+    <w:p>
+      <w:r>
+        <w:t>1. The loop body never runs and the printed total is 1.</w:t>
+      </w:r>
+    </w:p>
+    <w:p>
+      <w:r>
+        <w:t>2. This one example guarantees correct results for every future input.</w:t>
+      </w:r>
+    </w:p>
+    <w:p>
+      <w:r>
+        <w:t>3. We can decide the result without examining the changed input or the procedure.</w:t>
+      </w:r>
+    </w:p>
+    <w:p>
+      <w:pPr>
+        <w:pStyle w:val="Heading3"/>
+      </w:pPr>
+      <w:r>
+        <w:t>My selected conclusion, deciding fact and explanation</w:t>
+      </w:r>
+    </w:p>
+    <w:p>
+      <w:r>
+        <w:t>________________________________________________________________</w:t>
+      </w:r>
+    </w:p>
+    <w:p>
+      <w:r>
+        <w:t>________________________________________________________________</w:t>
+      </w:r>
+    </w:p>
+    <w:p>
+      <w:r>
+        <w:t>________________________________________________________________</w:t>
+      </w:r>
+    </w:p>
+    <w:p>
+      <w:r>
+        <w:t>________________________________________________________________</w:t>
+      </w:r>
+    </w:p>
+    <w:p>
+      <w:r>
+        <w:t>________________________________________________________________</w:t>
+      </w:r>
+    </w:p>
+    <w:p>
+      <w:r>
+        <w:t>Hint if needed: Use the changed condition and the deciding step in the pictorial trace. The answer must say what follows from those facts.</w:t>
+      </w:r>
+    </w:p>
+    <w:p>
+      <w:r>
+        <w:t>After your attempt, compare with the supported explanation: The loop body never runs and the printed total is 1. The iterable contains no turn values; the initial assignment still happened.</w:t>
+      </w:r>
+    </w:p>
+    <w:p>
+      <w:pPr>
+        <w:pStyle w:val="Heading3"/>
+      </w:pPr>
+      <w:r>
+        <w:t>Repair a missing building block</w:t>
+      </w:r>
+    </w:p>
+    <w:p>
+      <w:r>
+        <w:t>Review Branching Logic (ai-2/3). Goal: Trace the selected branch in an if elif else chain. Short practice: Give expected labels for −1,0,10,11 and identify the equality boundary for Short.. Return to this week and explain what you changed.</w:t>
+      </w:r>
+    </w:p>
+    <w:p>
+      <w:r>
+        <w:t>Review Precision in Algorithms (ai-2/1). Goal: Translate a short paper calculation into a Python script. Short practice: If print(total) moves before total=total+2, what gets printed for the original input?. Return to this week and explain what you changed.</w:t>
+      </w:r>
+    </w:p>
+    <w:p>
+      <w:pPr>
+        <w:pStyle w:val="Heading3"/>
+      </w:pPr>
+      <w:r>
+        <w:t>Predict, run and debug</w:t>
+      </w:r>
+    </w:p>
+    <w:p>
+      <w:r>
+        <w:t>The browser lab lets you edit the supported Python examples already included in this lesson. Predict first, run, inspect the actual output or error, change one input, then run again. Keep code, predictions, actual results and a reasoned revision together. On paper, label your result as a trace rather than an execution.</w:t>
+      </w:r>
+    </w:p>
+    <w:p>
+      <w:pPr>
+        <w:pStyle w:val="Heading3"/>
+      </w:pPr>
+      <w:r>
+        <w:t>Keep your completed work</w:t>
+      </w:r>
+    </w:p>
+    <w:p>
+      <w:r>
+        <w:t>Use Download completed work in the hosted lesson to export your answers, reflections, practice feedback and code-run evidence. Open the HTML copy to read or print it. Drafts stay in this browser when storage is available; clear drafts on a shared device.</w:t>
       </w:r>
     </w:p>
     <w:sectPr>

--- a/downloads/student/ai-2-week-04.docx
+++ b/downloads/student/ai-2-week-04.docx
@@ -42,6 +42,11 @@
       </w:r>
     </w:p>
     <w:p>
+      <w:r>
+        <w:t>Start with the target: Trace variable values before and after each loop iteration. Try the recall before opening notes.</w:t>
+      </w:r>
+    </w:p>
+    <w:p>
       <w:pPr>
         <w:pStyle w:val="Heading3"/>
       </w:pPr>
@@ -50,18 +55,108 @@
       </w:r>
     </w:p>
     <w:p>
-      <w:r>
-        <w:t>I can trace variable values before and after each loop iteration.</w:t>
-      </w:r>
-    </w:p>
-    <w:p>
-      <w:r>
+      <w:pPr>
+        <w:spacing w:line="336" w:lineRule="auto" w:after="180"/>
+      </w:pPr>
+      <w:r>
+        <w:rPr>
+          <w:b w:val="0"/>
+        </w:rPr>
+        <w:t xml:space="preserve">I can </w:t>
+      </w:r>
+      <w:r>
+        <w:rPr>
+          <w:b/>
+        </w:rPr>
+        <w:t>trace</w:t>
+      </w:r>
+      <w:r>
+        <w:rPr>
+          <w:b w:val="0"/>
+        </w:rPr>
+        <w:t xml:space="preserve"> </w:t>
+      </w:r>
+      <w:r>
+        <w:rPr>
+          <w:b/>
+        </w:rPr>
+        <w:t>variable</w:t>
+      </w:r>
+      <w:r>
+        <w:rPr>
+          <w:b w:val="0"/>
+        </w:rPr>
+        <w:t xml:space="preserve"> values before and after each </w:t>
+      </w:r>
+      <w:r>
+        <w:rPr>
+          <w:b/>
+        </w:rPr>
+        <w:t>loop</w:t>
+      </w:r>
+      <w:r>
+        <w:rPr>
+          <w:b w:val="0"/>
+        </w:rPr>
+        <w:t xml:space="preserve"> </w:t>
+      </w:r>
+      <w:r>
+        <w:rPr>
+          <w:b/>
+        </w:rPr>
+        <w:t>iteration</w:t>
+      </w:r>
+      <w:r>
+        <w:rPr>
+          <w:b w:val="0"/>
+        </w:rPr>
+        <w:t>.</w:t>
+      </w:r>
+    </w:p>
+    <w:p>
+      <w:pPr>
+        <w:spacing w:line="336" w:lineRule="auto" w:after="180"/>
+      </w:pPr>
+      <w:r>
+        <w:rPr>
+          <w:b w:val="0"/>
+        </w:rPr>
         <w:t>I can use the excluded stop value in range correctly.</w:t>
       </w:r>
     </w:p>
     <w:p>
-      <w:r>
-        <w:t>I can explain initialization and test zero one and several iterations.</w:t>
+      <w:pPr>
+        <w:spacing w:line="336" w:lineRule="auto" w:after="180"/>
+      </w:pPr>
+      <w:r>
+        <w:rPr>
+          <w:b w:val="0"/>
+        </w:rPr>
+        <w:t xml:space="preserve">I can explain </w:t>
+      </w:r>
+      <w:r>
+        <w:rPr>
+          <w:b/>
+        </w:rPr>
+        <w:t>initialization</w:t>
+      </w:r>
+      <w:r>
+        <w:rPr>
+          <w:b w:val="0"/>
+        </w:rPr>
+        <w:t xml:space="preserve"> and test zero one and several </w:t>
+      </w:r>
+      <w:r>
+        <w:rPr>
+          <w:b/>
+        </w:rPr>
+        <w:t>iteration</w:t>
+      </w:r>
+      <w:r>
+        <w:rPr>
+          <w:b w:val="0"/>
+        </w:rPr>
+        <w:t>s.</w:t>
       </w:r>
     </w:p>
     <w:p>
@@ -73,33 +168,117 @@
       </w:r>
     </w:p>
     <w:p>
-      <w:r>
+      <w:pPr>
+        <w:spacing w:line="336" w:lineRule="auto" w:after="180"/>
+      </w:pPr>
+      <w:r>
+        <w:rPr>
+          <w:b w:val="0"/>
+        </w:rPr>
         <w:t>Close your notes first. A rough first answer helps us choose the right starting point; it is not a score for your ability.</w:t>
       </w:r>
     </w:p>
     <w:p>
-      <w:r>
+      <w:pPr>
+        <w:spacing w:line="336" w:lineRule="auto" w:after="180"/>
+      </w:pPr>
+      <w:r>
+        <w:rPr>
+          <w:b w:val="0"/>
+        </w:rPr>
         <w:t>Without opening the old lesson, explain one key idea from Branching Logic. Give an example and a mistake that the idea helps you avoid.</w:t>
       </w:r>
     </w:p>
     <w:p>
-      <w:r>
+      <w:pPr>
+        <w:spacing w:line="336" w:lineRule="auto" w:after="180"/>
+      </w:pPr>
+      <w:r>
+        <w:rPr>
+          <w:b w:val="0"/>
+        </w:rPr>
         <w:t>Without opening the old lesson, explain one key idea from Precision in Algorithms. Give an example and a mistake that the idea helps you avoid.</w:t>
       </w:r>
     </w:p>
     <w:p>
-      <w:r>
-        <w:t>After trying, check the relevant lesson or ask your teacher. Change the part of your explanation that the evidence shows was wrong.</w:t>
-      </w:r>
-    </w:p>
-    <w:p>
-      <w:r>
-        <w:t>Week 4: Trace Tables</w:t>
-      </w:r>
-    </w:p>
-    <w:p>
-      <w:r>
-        <w:t>A trace table records changing state and reveals reasoning errors.</w:t>
+      <w:pPr>
+        <w:spacing w:line="336" w:lineRule="auto" w:after="180"/>
+      </w:pPr>
+      <w:r>
+        <w:rPr>
+          <w:b w:val="0"/>
+        </w:rPr>
+        <w:t xml:space="preserve">After trying, check the relevant lesson or ask your teacher. Change the part of your explanation that the </w:t>
+      </w:r>
+      <w:r>
+        <w:rPr>
+          <w:b/>
+        </w:rPr>
+        <w:t>evidence</w:t>
+      </w:r>
+      <w:r>
+        <w:rPr>
+          <w:b w:val="0"/>
+        </w:rPr>
+        <w:t xml:space="preserve"> shows was wrong.</w:t>
+      </w:r>
+    </w:p>
+    <w:p>
+      <w:pPr>
+        <w:spacing w:line="336" w:lineRule="auto" w:after="180"/>
+      </w:pPr>
+      <w:r>
+        <w:rPr>
+          <w:b w:val="0"/>
+        </w:rPr>
+        <w:t xml:space="preserve">Week 4: </w:t>
+      </w:r>
+      <w:r>
+        <w:rPr>
+          <w:b/>
+        </w:rPr>
+        <w:t>Trace Table</w:t>
+      </w:r>
+      <w:r>
+        <w:rPr>
+          <w:b w:val="0"/>
+        </w:rPr>
+        <w:t>s</w:t>
+      </w:r>
+    </w:p>
+    <w:p>
+      <w:pPr>
+        <w:spacing w:line="336" w:lineRule="auto" w:after="180"/>
+      </w:pPr>
+      <w:r>
+        <w:rPr>
+          <w:b w:val="0"/>
+        </w:rPr>
+        <w:t xml:space="preserve">A </w:t>
+      </w:r>
+      <w:r>
+        <w:rPr>
+          <w:b/>
+        </w:rPr>
+        <w:t>trace table</w:t>
+      </w:r>
+      <w:r>
+        <w:rPr>
+          <w:b w:val="0"/>
+        </w:rPr>
+        <w:t xml:space="preserve"> records changing </w:t>
+      </w:r>
+      <w:r>
+        <w:rPr>
+          <w:b/>
+        </w:rPr>
+        <w:t>state</w:t>
+      </w:r>
+      <w:r>
+        <w:rPr>
+          <w:b w:val="0"/>
+        </w:rPr>
+        <w:t xml:space="preserve"> and reveals reasoning errors.</w:t>
       </w:r>
     </w:p>
     <w:p>
@@ -139,17 +318,53 @@
       </w:r>
     </w:p>
     <w:p>
-      <w:r>
+      <w:pPr>
+        <w:spacing w:line="336" w:lineRule="auto" w:after="180"/>
+      </w:pPr>
+      <w:r>
+        <w:rPr>
+          <w:b/>
+        </w:rPr>
         <w:t>THINKER MISSION</w:t>
       </w:r>
     </w:p>
     <w:p>
-      <w:r>
-        <w:t>Trace variables through a score-based game helper.</w:t>
-      </w:r>
-    </w:p>
-    <w:p>
-      <w:r>
+      <w:pPr>
+        <w:spacing w:line="336" w:lineRule="auto" w:after="180"/>
+      </w:pPr>
+      <w:r>
+        <w:rPr>
+          <w:b/>
+        </w:rPr>
+        <w:t>Trace</w:t>
+      </w:r>
+      <w:r>
+        <w:rPr>
+          <w:b w:val="0"/>
+        </w:rPr>
+        <w:t xml:space="preserve"> </w:t>
+      </w:r>
+      <w:r>
+        <w:rPr>
+          <w:b/>
+        </w:rPr>
+        <w:t>variable</w:t>
+      </w:r>
+      <w:r>
+        <w:rPr>
+          <w:b w:val="0"/>
+        </w:rPr>
+        <w:t>s through a score-based game helper.</w:t>
+      </w:r>
+    </w:p>
+    <w:p>
+      <w:pPr>
+        <w:spacing w:line="336" w:lineRule="auto" w:after="180"/>
+      </w:pPr>
+      <w:r>
+        <w:rPr>
+          <w:b w:val="0"/>
+        </w:rPr>
         <w:t>Thinker name and date:</w:t>
       </w:r>
     </w:p>
@@ -195,7 +410,14 @@
       </w:r>
     </w:p>
     <w:p>
-      <w:r>
+      <w:pPr>
+        <w:spacing w:line="336" w:lineRule="auto" w:after="180"/>
+        <w:shd w:fill="F5F1FB"/>
+      </w:pPr>
+      <w:r>
+        <w:rPr>
+          <w:b w:val="0"/>
+        </w:rPr>
         <w:t>Starting with total = 2, what does total = total + 3 store?</w:t>
       </w:r>
     </w:p>
@@ -208,8 +430,50 @@
       </w:r>
     </w:p>
     <w:p>
-      <w:r>
-        <w:t>By the end, I can make a trace table for a for-loop, including zero iterations.</w:t>
+      <w:pPr>
+        <w:spacing w:line="336" w:lineRule="auto" w:after="180"/>
+      </w:pPr>
+      <w:r>
+        <w:rPr>
+          <w:b w:val="0"/>
+        </w:rPr>
+        <w:t xml:space="preserve">By the end, I can make a </w:t>
+      </w:r>
+      <w:r>
+        <w:rPr>
+          <w:b/>
+        </w:rPr>
+        <w:t>trace table</w:t>
+      </w:r>
+      <w:r>
+        <w:rPr>
+          <w:b w:val="0"/>
+        </w:rPr>
+        <w:t xml:space="preserve"> for a for-</w:t>
+      </w:r>
+      <w:r>
+        <w:rPr>
+          <w:b/>
+        </w:rPr>
+        <w:t>loop</w:t>
+      </w:r>
+      <w:r>
+        <w:rPr>
+          <w:b w:val="0"/>
+        </w:rPr>
+        <w:t xml:space="preserve">, including zero </w:t>
+      </w:r>
+      <w:r>
+        <w:rPr>
+          <w:b/>
+        </w:rPr>
+        <w:t>iteration</w:t>
+      </w:r>
+      <w:r>
+        <w:rPr>
+          <w:b w:val="0"/>
+        </w:rPr>
+        <w:t>s.</w:t>
       </w:r>
     </w:p>
     <w:p>
@@ -222,17 +486,52 @@
     </w:p>
     <w:p>
       <w:r>
+        <w:t>Investigate the supplied Trace Tables case. Separate observations, given facts and assumptions before choosing an explanation.</w:t>
+      </w:r>
+    </w:p>
+    <w:p>
+      <w:pPr>
+        <w:spacing w:line="336" w:lineRule="auto" w:after="180"/>
+      </w:pPr>
+      <w:r>
+        <w:rPr>
+          <w:b/>
+        </w:rPr>
         <w:t>PICTURE STORY</w:t>
       </w:r>
     </w:p>
     <w:p>
-      <w:r>
+      <w:pPr>
+        <w:spacing w:line="336" w:lineRule="auto" w:after="180"/>
+      </w:pPr>
+      <w:r>
+        <w:rPr>
+          <w:b w:val="0"/>
+        </w:rPr>
         <w:t>Notice → Predict → Explain</w:t>
       </w:r>
     </w:p>
     <w:p>
-      <w:r>
-        <w:t>Begin with visible evidence. Do not explain more than the picture and information support.</w:t>
+      <w:pPr>
+        <w:spacing w:line="336" w:lineRule="auto" w:after="180"/>
+      </w:pPr>
+      <w:r>
+        <w:rPr>
+          <w:b w:val="0"/>
+        </w:rPr>
+        <w:t xml:space="preserve">Begin with visible </w:t>
+      </w:r>
+      <w:r>
+        <w:rPr>
+          <w:b/>
+        </w:rPr>
+        <w:t>evidence</w:t>
+      </w:r>
+      <w:r>
+        <w:rPr>
+          <w:b w:val="0"/>
+        </w:rPr>
+        <w:t>. Do not explain more than the picture and information support.</w:t>
       </w:r>
     </w:p>
     <w:p>
@@ -272,18 +571,82 @@
       </w:r>
     </w:p>
     <w:p>
-      <w:r>
+      <w:pPr>
+        <w:pStyle w:val="Heading3"/>
+      </w:pPr>
+      <w:r>
+        <w:t>Start with this puzzle</w:t>
+      </w:r>
+    </w:p>
+    <w:p>
+      <w:pPr>
+        <w:spacing w:line="336" w:lineRule="auto" w:after="180"/>
+        <w:shd w:fill="F1F6FC"/>
+      </w:pPr>
+      <w:r>
+        <w:rPr>
+          <w:b w:val="0"/>
+        </w:rPr>
         <w:t>MYSTERY</w:t>
       </w:r>
     </w:p>
     <w:p>
-      <w:r>
-        <w:t>The learners must use trace tables to solve a problem. What information do they have? What decision or calculation do they make? What would count as evidence that it worked?</w:t>
-      </w:r>
-    </w:p>
-    <w:p>
-      <w:r>
-        <w:t>Three observations (what you can point to):</w:t>
+      <w:pPr>
+        <w:spacing w:line="336" w:lineRule="auto" w:after="180"/>
+        <w:shd w:fill="F5F1FB"/>
+      </w:pPr>
+      <w:r>
+        <w:rPr>
+          <w:b w:val="0"/>
+        </w:rPr>
+        <w:t xml:space="preserve">The learners must use </w:t>
+      </w:r>
+      <w:r>
+        <w:rPr>
+          <w:b/>
+        </w:rPr>
+        <w:t>trace table</w:t>
+      </w:r>
+      <w:r>
+        <w:rPr>
+          <w:b w:val="0"/>
+        </w:rPr>
+        <w:t xml:space="preserve">s to solve a problem. What information do they have? What decision or calculation do they make? What would count as </w:t>
+      </w:r>
+      <w:r>
+        <w:rPr>
+          <w:b/>
+        </w:rPr>
+        <w:t>evidence</w:t>
+      </w:r>
+      <w:r>
+        <w:rPr>
+          <w:b w:val="0"/>
+        </w:rPr>
+        <w:t xml:space="preserve"> that it worked?</w:t>
+      </w:r>
+    </w:p>
+    <w:p>
+      <w:pPr>
+        <w:spacing w:line="336" w:lineRule="auto" w:after="180"/>
+      </w:pPr>
+      <w:r>
+        <w:rPr>
+          <w:b w:val="0"/>
+        </w:rPr>
+        <w:t xml:space="preserve">Three </w:t>
+      </w:r>
+      <w:r>
+        <w:rPr>
+          <w:b/>
+        </w:rPr>
+        <w:t>observation</w:t>
+      </w:r>
+      <w:r>
+        <w:rPr>
+          <w:b w:val="0"/>
+        </w:rPr>
+        <w:t>s (what you can point to):</w:t>
       </w:r>
     </w:p>
     <w:p>
@@ -320,8 +683,26 @@
       </w:r>
     </w:p>
     <w:p>
-      <w:r>
-        <w:t>My prediction and the clue supporting it:</w:t>
+      <w:pPr>
+        <w:spacing w:line="336" w:lineRule="auto" w:after="180"/>
+      </w:pPr>
+      <w:r>
+        <w:rPr>
+          <w:b w:val="0"/>
+        </w:rPr>
+        <w:t xml:space="preserve">My </w:t>
+      </w:r>
+      <w:r>
+        <w:rPr>
+          <w:b/>
+        </w:rPr>
+        <w:t>prediction</w:t>
+      </w:r>
+      <w:r>
+        <w:rPr>
+          <w:b w:val="0"/>
+        </w:rPr>
+        <w:t xml:space="preserve"> and the clue supporting it:</w:t>
       </w:r>
     </w:p>
     <w:p>
@@ -366,13 +747,71 @@
       </w:r>
     </w:p>
     <w:p>
-      <w:r>
-        <w:t>Imagine adding numbered counters: first 1, then 2, then 3. A loop can repeat the same addition with a different number each time. This week you will predict each change before running a short Python script. Tracing repeated calculations prepares you to inspect the data processing used in larger AI applications.</w:t>
-      </w:r>
-    </w:p>
-    <w:p>
-      <w:r>
-        <w:t>In for turn in range(1, 4), Python supplies 1, 2 and 3 in order. The start is included and the stop is excluded. The indented body runs once for each supplied value. The colon and four-space indentation mark that body. This lesson uses integer range values with the default positive step of 1.</w:t>
+      <w:pPr>
+        <w:spacing w:line="336" w:lineRule="auto" w:after="180"/>
+      </w:pPr>
+      <w:r>
+        <w:rPr>
+          <w:b w:val="0"/>
+        </w:rPr>
+        <w:t xml:space="preserve">Imagine adding numbered counters: first 1, then 2, then 3. A </w:t>
+      </w:r>
+      <w:r>
+        <w:rPr>
+          <w:b/>
+        </w:rPr>
+        <w:t>loop</w:t>
+      </w:r>
+      <w:r>
+        <w:rPr>
+          <w:b w:val="0"/>
+        </w:rPr>
+        <w:t xml:space="preserve"> can repeat the same addition with a different number each time. This week you will predict each change before running a short Python script.</w:t>
+      </w:r>
+    </w:p>
+    <w:p>
+      <w:pPr>
+        <w:spacing w:line="336" w:lineRule="auto" w:after="180"/>
+      </w:pPr>
+      <w:r>
+        <w:rPr>
+          <w:b w:val="0"/>
+        </w:rPr>
+        <w:t xml:space="preserve">Tracing repeated calculations prepares you to inspect the data </w:t>
+      </w:r>
+      <w:r>
+        <w:rPr>
+          <w:b/>
+        </w:rPr>
+        <w:t>process</w:t>
+      </w:r>
+      <w:r>
+        <w:rPr>
+          <w:b w:val="0"/>
+        </w:rPr>
+        <w:t>ing used in larger AI applications.</w:t>
+      </w:r>
+    </w:p>
+    <w:p>
+      <w:pPr>
+        <w:spacing w:line="336" w:lineRule="auto" w:after="180"/>
+      </w:pPr>
+      <w:r>
+        <w:rPr>
+          <w:b w:val="0"/>
+        </w:rPr>
+        <w:t>In for turn in range(1, 4), Python supplies 1, 2 and 3 in order. The start is included and the stop is excluded. The indented body runs once for each supplied value. The colon and four-space indentation mark that body.</w:t>
+      </w:r>
+    </w:p>
+    <w:p>
+      <w:pPr>
+        <w:spacing w:line="336" w:lineRule="auto" w:after="180"/>
+      </w:pPr>
+      <w:r>
+        <w:rPr>
+          <w:b w:val="0"/>
+        </w:rPr>
+        <w:t>This lesson uses integer range values with the default positive step of 1.</w:t>
       </w:r>
     </w:p>
     <w:p>
@@ -385,17 +824,76 @@
     </w:p>
     <w:p>
       <w:r>
-        <w:t>VISUAL MECHANISM</w:t>
-      </w:r>
-    </w:p>
-    <w:p>
-      <w:r>
-        <w:t>Input → Process → Output</w:t>
-      </w:r>
-    </w:p>
-    <w:p>
-      <w:r>
-        <w:t>Trace the information. At each stage, ask what changed and how you could test it.</w:t>
+        <w:t>Follow the mechanism for Trace Tables. Connect each labelled input, deciding step and result.</w:t>
+      </w:r>
+    </w:p>
+    <w:p>
+      <w:pPr>
+        <w:spacing w:line="336" w:lineRule="auto" w:after="180"/>
+      </w:pPr>
+      <w:r>
+        <w:rPr>
+          <w:b/>
+        </w:rPr>
+        <w:t xml:space="preserve">VISUAL </w:t>
+      </w:r>
+      <w:r>
+        <w:rPr>
+          <w:b/>
+        </w:rPr>
+        <w:t>MECHANISM</w:t>
+      </w:r>
+    </w:p>
+    <w:p>
+      <w:pPr>
+        <w:spacing w:line="336" w:lineRule="auto" w:after="180"/>
+      </w:pPr>
+      <w:r>
+        <w:rPr>
+          <w:b/>
+        </w:rPr>
+        <w:t>Input</w:t>
+      </w:r>
+      <w:r>
+        <w:rPr>
+          <w:b w:val="0"/>
+        </w:rPr>
+        <w:t xml:space="preserve"> → </w:t>
+      </w:r>
+      <w:r>
+        <w:rPr>
+          <w:b/>
+        </w:rPr>
+        <w:t>Process</w:t>
+      </w:r>
+      <w:r>
+        <w:rPr>
+          <w:b w:val="0"/>
+        </w:rPr>
+        <w:t xml:space="preserve"> → </w:t>
+      </w:r>
+      <w:r>
+        <w:rPr>
+          <w:b/>
+        </w:rPr>
+        <w:t>Output</w:t>
+      </w:r>
+    </w:p>
+    <w:p>
+      <w:pPr>
+        <w:spacing w:line="336" w:lineRule="auto" w:after="180"/>
+      </w:pPr>
+      <w:r>
+        <w:rPr>
+          <w:b/>
+        </w:rPr>
+        <w:t>Trace</w:t>
+      </w:r>
+      <w:r>
+        <w:rPr>
+          <w:b w:val="0"/>
+        </w:rPr>
+        <w:t xml:space="preserve"> the information. At each stage, ask what changed and how you could test it.</w:t>
       </w:r>
     </w:p>
     <w:p>
@@ -435,7 +933,13 @@
       </w:r>
     </w:p>
     <w:p>
-      <w:r>
+      <w:pPr>
+        <w:spacing w:line="336" w:lineRule="auto" w:after="180"/>
+      </w:pPr>
+      <w:r>
+        <w:rPr>
+          <w:b w:val="0"/>
+        </w:rPr>
         <w:t>↓</w:t>
       </w:r>
     </w:p>
@@ -476,7 +980,13 @@
       </w:r>
     </w:p>
     <w:p>
-      <w:r>
+      <w:pPr>
+        <w:spacing w:line="336" w:lineRule="auto" w:after="180"/>
+      </w:pPr>
+      <w:r>
+        <w:rPr>
+          <w:b w:val="0"/>
+        </w:rPr>
         <w:t>↓</w:t>
       </w:r>
     </w:p>
@@ -517,7 +1027,13 @@
       </w:r>
     </w:p>
     <w:p>
-      <w:r>
+      <w:pPr>
+        <w:spacing w:line="336" w:lineRule="auto" w:after="180"/>
+      </w:pPr>
+      <w:r>
+        <w:rPr>
+          <w:b w:val="0"/>
+        </w:rPr>
         <w:t>Which stage could fail even when the other two are correct? Explain:</w:t>
       </w:r>
     </w:p>
@@ -734,8 +1250,73 @@
       </w:r>
     </w:p>
     <w:p>
-      <w:r>
-        <w:t>The output is 6. Before the first iteration, total is 0. Each assignment reads the previous total and adds the current turn. After turn 3, the range is exhausted, so execution continues after the loop. The table records state; it does not create extra instructions.</w:t>
+      <w:pPr>
+        <w:spacing w:line="336" w:lineRule="auto" w:after="180"/>
+      </w:pPr>
+      <w:r>
+        <w:rPr>
+          <w:b w:val="0"/>
+        </w:rPr>
+        <w:t xml:space="preserve">The </w:t>
+      </w:r>
+      <w:r>
+        <w:rPr>
+          <w:b/>
+        </w:rPr>
+        <w:t>output</w:t>
+      </w:r>
+      <w:r>
+        <w:rPr>
+          <w:b w:val="0"/>
+        </w:rPr>
+        <w:t xml:space="preserve"> is 6. Before the first </w:t>
+      </w:r>
+      <w:r>
+        <w:rPr>
+          <w:b/>
+        </w:rPr>
+        <w:t>iteration</w:t>
+      </w:r>
+      <w:r>
+        <w:rPr>
+          <w:b w:val="0"/>
+        </w:rPr>
+        <w:t xml:space="preserve">, total is 0. Each assignment reads the previous total and adds the current turn. After turn 3, the range is exhausted, so execution continues after the </w:t>
+      </w:r>
+      <w:r>
+        <w:rPr>
+          <w:b/>
+        </w:rPr>
+        <w:t>loop</w:t>
+      </w:r>
+      <w:r>
+        <w:rPr>
+          <w:b w:val="0"/>
+        </w:rPr>
+        <w:t>.</w:t>
+      </w:r>
+    </w:p>
+    <w:p>
+      <w:pPr>
+        <w:spacing w:line="336" w:lineRule="auto" w:after="180"/>
+      </w:pPr>
+      <w:r>
+        <w:rPr>
+          <w:b w:val="0"/>
+        </w:rPr>
+        <w:t xml:space="preserve">The table records </w:t>
+      </w:r>
+      <w:r>
+        <w:rPr>
+          <w:b/>
+        </w:rPr>
+        <w:t>state</w:t>
+      </w:r>
+      <w:r>
+        <w:rPr>
+          <w:b w:val="0"/>
+        </w:rPr>
+        <w:t>; it does not create extra instructions.</w:t>
       </w:r>
     </w:p>
     <w:p>
@@ -747,8 +1328,26 @@
       </w:r>
     </w:p>
     <w:p>
-      <w:r>
-        <w:t>Point to the input, the deciding step and the result in this week’s visual. Explain the same step in ordinary words. A picture helps when you can say what each part represents.</w:t>
+      <w:pPr>
+        <w:spacing w:line="336" w:lineRule="auto" w:after="180"/>
+      </w:pPr>
+      <w:r>
+        <w:rPr>
+          <w:b w:val="0"/>
+        </w:rPr>
+        <w:t xml:space="preserve">Point to the </w:t>
+      </w:r>
+      <w:r>
+        <w:rPr>
+          <w:b/>
+        </w:rPr>
+        <w:t>input</w:t>
+      </w:r>
+      <w:r>
+        <w:rPr>
+          <w:b w:val="0"/>
+        </w:rPr>
+        <w:t>, the deciding step and the result in this week’s visual. Explain the same step in ordinary words. A picture helps when you can say what each part represents.</w:t>
       </w:r>
     </w:p>
     <w:p>
@@ -761,16 +1360,54 @@
     </w:p>
     <w:p>
       <w:r>
+        <w:t>Compare the supplied cases for Trace Tables. Identify the detail that changes the conclusion.</w:t>
+      </w:r>
+    </w:p>
+    <w:p>
+      <w:pPr>
+        <w:pStyle w:val="Heading3"/>
+      </w:pPr>
+      <w:r>
+        <w:t>The case to investigate</w:t>
+      </w:r>
+    </w:p>
+    <w:p>
+      <w:pPr>
+        <w:spacing w:line="336" w:lineRule="auto" w:after="180"/>
+        <w:shd w:fill="F1F6FC"/>
+      </w:pPr>
+      <w:r>
+        <w:rPr>
+          <w:b w:val="0"/>
+        </w:rPr>
         <w:t>CASE GALLERY</w:t>
       </w:r>
     </w:p>
     <w:p>
-      <w:r>
-        <w:t>Four Tests, Four Kinds of Evidence</w:t>
-      </w:r>
-    </w:p>
-    <w:p>
-      <w:r>
+      <w:pPr>
+        <w:spacing w:line="336" w:lineRule="auto" w:after="180"/>
+      </w:pPr>
+      <w:r>
+        <w:rPr>
+          <w:b w:val="0"/>
+        </w:rPr>
+        <w:t xml:space="preserve">Four Tests, Four Kinds of </w:t>
+      </w:r>
+      <w:r>
+        <w:rPr>
+          <w:b/>
+        </w:rPr>
+        <w:t>Evidence</w:t>
+      </w:r>
+    </w:p>
+    <w:p>
+      <w:pPr>
+        <w:spacing w:line="336" w:lineRule="auto" w:after="180"/>
+      </w:pPr>
+      <w:r>
+        <w:rPr>
+          <w:b w:val="0"/>
+        </w:rPr>
         <w:t>A system is not understood until it survives more than one comfortable example.</w:t>
       </w:r>
     </w:p>
@@ -847,8 +1484,47 @@
       </w:r>
     </w:p>
     <w:p>
-      <w:r>
-        <w:t>NORMAL CASE: predict and name evidence.     BOUNDARY CASE: predict and name evidence.</w:t>
+      <w:pPr>
+        <w:pStyle w:val="Heading3"/>
+      </w:pPr>
+      <w:r>
+        <w:t>The normal case</w:t>
+      </w:r>
+    </w:p>
+    <w:p>
+      <w:pPr>
+        <w:spacing w:line="336" w:lineRule="auto" w:after="180"/>
+        <w:shd w:fill="F1F6FC"/>
+      </w:pPr>
+      <w:r>
+        <w:rPr>
+          <w:b w:val="0"/>
+        </w:rPr>
+        <w:t xml:space="preserve">NORMAL CASE: predict and name </w:t>
+      </w:r>
+      <w:r>
+        <w:rPr>
+          <w:b/>
+        </w:rPr>
+        <w:t>evidence</w:t>
+      </w:r>
+      <w:r>
+        <w:rPr>
+          <w:b w:val="0"/>
+        </w:rPr>
+        <w:t xml:space="preserve">.     BOUNDARY CASE: predict and name </w:t>
+      </w:r>
+      <w:r>
+        <w:rPr>
+          <w:b/>
+        </w:rPr>
+        <w:t>evidence</w:t>
+      </w:r>
+      <w:r>
+        <w:rPr>
+          <w:b w:val="0"/>
+        </w:rPr>
+        <w:t>.</w:t>
       </w:r>
     </w:p>
     <w:p>
@@ -924,12 +1600,58 @@
       </w:r>
     </w:p>
     <w:p>
-      <w:r>
-        <w:t>MISSING INFORMATION: predict and name evidence.     TRANSFER CASE: predict and name evidence.</w:t>
-      </w:r>
-    </w:p>
-    <w:p>
-      <w:r>
+      <w:pPr>
+        <w:pStyle w:val="Heading3"/>
+      </w:pPr>
+      <w:r>
+        <w:t>Check missing information</w:t>
+      </w:r>
+    </w:p>
+    <w:p>
+      <w:pPr>
+        <w:spacing w:line="336" w:lineRule="auto" w:after="180"/>
+        <w:shd w:fill="FFF5E6"/>
+      </w:pPr>
+      <w:r>
+        <w:rPr>
+          <w:b w:val="0"/>
+        </w:rPr>
+        <w:t xml:space="preserve">MISSING INFORMATION: predict and name </w:t>
+      </w:r>
+      <w:r>
+        <w:rPr>
+          <w:b/>
+        </w:rPr>
+        <w:t>evidence</w:t>
+      </w:r>
+      <w:r>
+        <w:rPr>
+          <w:b w:val="0"/>
+        </w:rPr>
+        <w:t xml:space="preserve">.     TRANSFER CASE: predict and name </w:t>
+      </w:r>
+      <w:r>
+        <w:rPr>
+          <w:b/>
+        </w:rPr>
+        <w:t>evidence</w:t>
+      </w:r>
+      <w:r>
+        <w:rPr>
+          <w:b w:val="0"/>
+        </w:rPr>
+        <w:t>.</w:t>
+      </w:r>
+    </w:p>
+    <w:p>
+      <w:pPr>
+        <w:spacing w:line="336" w:lineRule="auto" w:after="180"/>
+        <w:shd w:fill="F5F1FB"/>
+      </w:pPr>
+      <w:r>
+        <w:rPr>
+          <w:b w:val="0"/>
+        </w:rPr>
         <w:t>Which case is most likely to reveal a hidden assumption? Why?</w:t>
       </w:r>
     </w:p>
@@ -975,17 +1697,80 @@
       </w:r>
     </w:p>
     <w:p>
-      <w:r>
+      <w:pPr>
+        <w:pStyle w:val="Heading3"/>
+      </w:pPr>
+      <w:r>
+        <w:t>Change one thing</w:t>
+      </w:r>
+    </w:p>
+    <w:p>
+      <w:pPr>
+        <w:spacing w:line="336" w:lineRule="auto" w:after="180"/>
+        <w:shd w:fill="F5F1FB"/>
+      </w:pPr>
+      <w:r>
+        <w:rPr>
+          <w:b w:val="0"/>
+        </w:rPr>
         <w:t>Change: Use range(0) instead of range(4).</w:t>
       </w:r>
     </w:p>
     <w:p>
-      <w:r>
-        <w:t>Prediction: The loop body never runs and the printed total is 1.</w:t>
-      </w:r>
-    </w:p>
-    <w:p>
-      <w:r>
+      <w:pPr>
+        <w:pStyle w:val="Heading3"/>
+      </w:pPr>
+      <w:r>
+        <w:t>Predicted result</w:t>
+      </w:r>
+    </w:p>
+    <w:p>
+      <w:pPr>
+        <w:spacing w:line="336" w:lineRule="auto" w:after="180"/>
+        <w:shd w:fill="F1F6FC"/>
+      </w:pPr>
+      <w:r>
+        <w:rPr>
+          <w:b/>
+        </w:rPr>
+        <w:t>Prediction</w:t>
+      </w:r>
+      <w:r>
+        <w:rPr>
+          <w:b w:val="0"/>
+        </w:rPr>
+        <w:t xml:space="preserve">: The </w:t>
+      </w:r>
+      <w:r>
+        <w:rPr>
+          <w:b/>
+        </w:rPr>
+        <w:t>loop</w:t>
+      </w:r>
+      <w:r>
+        <w:rPr>
+          <w:b w:val="0"/>
+        </w:rPr>
+        <w:t xml:space="preserve"> body never runs and the printed total is 1.</w:t>
+      </w:r>
+    </w:p>
+    <w:p>
+      <w:pPr>
+        <w:pStyle w:val="Heading3"/>
+      </w:pPr>
+      <w:r>
+        <w:t>Why the result follows</w:t>
+      </w:r>
+    </w:p>
+    <w:p>
+      <w:pPr>
+        <w:spacing w:line="336" w:lineRule="auto" w:after="180"/>
+        <w:shd w:fill="F1F6FC"/>
+      </w:pPr>
+      <w:r>
+        <w:rPr>
+          <w:b w:val="0"/>
+        </w:rPr>
         <w:t>Reason: The iterable contains no turn values; the initial assignment still happened.</w:t>
       </w:r>
     </w:p>
@@ -999,16 +1784,39 @@
     </w:p>
     <w:p>
       <w:r>
+        <w:t>Use the vocabulary of Trace Tables to explain a concrete decision, rather than only memorising definitions.</w:t>
+      </w:r>
+    </w:p>
+    <w:p>
+      <w:pPr>
+        <w:spacing w:line="336" w:lineRule="auto" w:after="180"/>
+      </w:pPr>
+      <w:r>
+        <w:rPr>
+          <w:b/>
+        </w:rPr>
         <w:t>VOCABULARY LAB</w:t>
       </w:r>
     </w:p>
     <w:p>
-      <w:r>
+      <w:pPr>
+        <w:spacing w:line="336" w:lineRule="auto" w:after="180"/>
+      </w:pPr>
+      <w:r>
+        <w:rPr>
+          <w:b w:val="0"/>
+        </w:rPr>
         <w:t>Words You Can Use to Reason</w:t>
       </w:r>
     </w:p>
     <w:p>
-      <w:r>
+      <w:pPr>
+        <w:spacing w:line="336" w:lineRule="auto" w:after="180"/>
+      </w:pPr>
+      <w:r>
+        <w:rPr>
+          <w:b w:val="0"/>
+        </w:rPr>
         <w:t>A definition matters when you can recognize the idea, use it, and contrast it with a near-miss.</w:t>
       </w:r>
     </w:p>
@@ -1465,17 +2273,58 @@
     </w:p>
     <w:p>
       <w:r>
-        <w:t>WORKED EVIDENCE</w:t>
-      </w:r>
-    </w:p>
-    <w:p>
-      <w:r>
+        <w:t>Follow the worked trace for Trace Tables, predict a step, then compare with its explanation.</w:t>
+      </w:r>
+    </w:p>
+    <w:p>
+      <w:pPr>
+        <w:spacing w:line="336" w:lineRule="auto" w:after="180"/>
+      </w:pPr>
+      <w:r>
+        <w:rPr>
+          <w:b/>
+        </w:rPr>
+        <w:t xml:space="preserve">WORKED </w:t>
+      </w:r>
+      <w:r>
+        <w:rPr>
+          <w:b/>
+        </w:rPr>
+        <w:t>EVIDENCE</w:t>
+      </w:r>
+    </w:p>
+    <w:p>
+      <w:pPr>
+        <w:spacing w:line="336" w:lineRule="auto" w:after="180"/>
+      </w:pPr>
+      <w:r>
+        <w:rPr>
+          <w:b w:val="0"/>
+        </w:rPr>
         <w:t>Reason Step by Step</w:t>
       </w:r>
     </w:p>
     <w:p>
-      <w:r>
-        <w:t>Predict first. Then check each step. A correct answer without visible reasoning is incomplete evidence.</w:t>
+      <w:pPr>
+        <w:spacing w:line="336" w:lineRule="auto" w:after="180"/>
+      </w:pPr>
+      <w:r>
+        <w:rPr>
+          <w:b w:val="0"/>
+        </w:rPr>
+        <w:t xml:space="preserve">Predict first. Then check each step. A correct answer without visible reasoning is incomplete </w:t>
+      </w:r>
+      <w:r>
+        <w:rPr>
+          <w:b/>
+        </w:rPr>
+        <w:t>evidence</w:t>
+      </w:r>
+      <w:r>
+        <w:rPr>
+          <w:b w:val="0"/>
+        </w:rPr>
+        <w:t>.</w:t>
       </w:r>
     </w:p>
     <w:p>
@@ -1515,28 +2364,86 @@
       </w:r>
     </w:p>
     <w:p>
-      <w:r>
+      <w:pPr>
+        <w:spacing w:line="336" w:lineRule="auto" w:after="180"/>
+        <w:shd w:fill="F4F9FC"/>
+      </w:pPr>
+      <w:r>
+        <w:rPr>
+          <w:b w:val="0"/>
+        </w:rPr>
         <w:t>1. Start score = 2.</w:t>
       </w:r>
     </w:p>
     <w:p>
-      <w:r>
+      <w:pPr>
+        <w:spacing w:line="336" w:lineRule="auto" w:after="180"/>
+        <w:shd w:fill="F4F9FC"/>
+      </w:pPr>
+      <w:r>
+        <w:rPr>
+          <w:b w:val="0"/>
+        </w:rPr>
         <w:t>2. Correct answer: score = score + 3 → 5.</w:t>
       </w:r>
     </w:p>
     <w:p>
-      <w:r>
+      <w:pPr>
+        <w:spacing w:line="336" w:lineRule="auto" w:after="180"/>
+        <w:shd w:fill="F4F9FC"/>
+      </w:pPr>
+      <w:r>
+        <w:rPr>
+          <w:b w:val="0"/>
+        </w:rPr>
         <w:t>3. Hint used: score = score − 1 → 4.</w:t>
       </w:r>
     </w:p>
     <w:p>
-      <w:r>
+      <w:pPr>
+        <w:spacing w:line="336" w:lineRule="auto" w:after="180"/>
+        <w:shd w:fill="F4F9FC"/>
+      </w:pPr>
+      <w:r>
+        <w:rPr>
+          <w:b w:val="0"/>
+        </w:rPr>
         <w:t>4. A table shows exactly where an unexpected value first appears.</w:t>
       </w:r>
     </w:p>
     <w:p>
-      <w:r>
-        <w:t>Recalculate, retrace, or restate the reasoning in your own representation:</w:t>
+      <w:pPr>
+        <w:spacing w:line="336" w:lineRule="auto" w:after="180"/>
+      </w:pPr>
+      <w:r>
+        <w:rPr>
+          <w:b w:val="0"/>
+        </w:rPr>
+        <w:t>Recalculate, re</w:t>
+      </w:r>
+      <w:r>
+        <w:rPr>
+          <w:b/>
+        </w:rPr>
+        <w:t>trace</w:t>
+      </w:r>
+      <w:r>
+        <w:rPr>
+          <w:b w:val="0"/>
+        </w:rPr>
+        <w:t>, or re</w:t>
+      </w:r>
+      <w:r>
+        <w:rPr>
+          <w:b/>
+        </w:rPr>
+        <w:t>state</w:t>
+      </w:r>
+      <w:r>
+        <w:rPr>
+          <w:b w:val="0"/>
+        </w:rPr>
+        <w:t xml:space="preserve"> the reasoning in your own representation:</w:t>
       </w:r>
     </w:p>
     <w:p>
@@ -1573,8 +2480,27 @@
       </w:r>
     </w:p>
     <w:p>
-      <w:r>
-        <w:t>CHECK  Did the evidence answer the exact question? Did the total, path, or source record stay consistent?</w:t>
+      <w:pPr>
+        <w:spacing w:line="336" w:lineRule="auto" w:after="180"/>
+        <w:shd w:fill="F5F1FB"/>
+      </w:pPr>
+      <w:r>
+        <w:rPr>
+          <w:b w:val="0"/>
+        </w:rPr>
+        <w:t xml:space="preserve">CHECK  Did the </w:t>
+      </w:r>
+      <w:r>
+        <w:rPr>
+          <w:b/>
+        </w:rPr>
+        <w:t>evidence</w:t>
+      </w:r>
+      <w:r>
+        <w:rPr>
+          <w:b w:val="0"/>
+        </w:rPr>
+        <w:t xml:space="preserve"> answer the exact question? Did the total, path, or source record stay consistent?</w:t>
       </w:r>
     </w:p>
     <w:p>
@@ -1761,15 +2687,78 @@
       </w:tr>
     </w:tbl>
     <w:p>
-      <w:r>
-        <w:t>With one argument, range starts at zero. range(4) supplies four values but none is 4. If the worked script uses range(1, 1), the body never runs and the initialized total remains 0. Do not rely on a variable first assigned inside a loop: a zero-iteration run might never assign it.</w:t>
-      </w:r>
-    </w:p>
-    <w:p>
       <w:pPr>
         <w:pStyle w:val="Heading3"/>
       </w:pPr>
       <w:r>
+        <w:t>Worked explanation · Trace Tables</w:t>
+      </w:r>
+    </w:p>
+    <w:p>
+      <w:pPr>
+        <w:spacing w:line="336" w:lineRule="auto" w:after="180"/>
+        <w:shd w:fill="F1F6FC"/>
+      </w:pPr>
+      <w:r>
+        <w:rPr>
+          <w:b w:val="0"/>
+        </w:rPr>
+        <w:t>With one argument, range starts at zero. range(4) supplies four values but none is 4. If the worked script uses range(1, 1), the body never runs and the initialized total remains 0.</w:t>
+      </w:r>
+    </w:p>
+    <w:p>
+      <w:pPr>
+        <w:spacing w:line="336" w:lineRule="auto" w:after="180"/>
+        <w:shd w:fill="F1F6FC"/>
+      </w:pPr>
+      <w:r>
+        <w:rPr>
+          <w:b w:val="0"/>
+        </w:rPr>
+        <w:t xml:space="preserve">Do not rely on a </w:t>
+      </w:r>
+      <w:r>
+        <w:rPr>
+          <w:b/>
+        </w:rPr>
+        <w:t>variable</w:t>
+      </w:r>
+      <w:r>
+        <w:rPr>
+          <w:b w:val="0"/>
+        </w:rPr>
+        <w:t xml:space="preserve"> first assigned inside a </w:t>
+      </w:r>
+      <w:r>
+        <w:rPr>
+          <w:b/>
+        </w:rPr>
+        <w:t>loop</w:t>
+      </w:r>
+      <w:r>
+        <w:rPr>
+          <w:b w:val="0"/>
+        </w:rPr>
+        <w:t>: a zero-</w:t>
+      </w:r>
+      <w:r>
+        <w:rPr>
+          <w:b/>
+        </w:rPr>
+        <w:t>iteration</w:t>
+      </w:r>
+      <w:r>
+        <w:rPr>
+          <w:b w:val="0"/>
+        </w:rPr>
+        <w:t xml:space="preserve"> run might never assign it.</w:t>
+      </w:r>
+    </w:p>
+    <w:p>
+      <w:pPr>
+        <w:pStyle w:val="Heading3"/>
+      </w:pPr>
+      <w:r>
         <w:t>Replace range(1, 4) with range(1, 3) in the worked script. Predict the supplied values and final total. What stop value is needed to include 3?</w:t>
       </w:r>
     </w:p>
@@ -1807,7 +2796,13 @@
       </w:r>
     </w:p>
     <w:p>
-      <w:r>
+      <w:pPr>
+        <w:spacing w:line="336" w:lineRule="auto" w:after="180"/>
+      </w:pPr>
+      <w:r>
+        <w:rPr>
+          <w:b w:val="0"/>
+        </w:rPr>
         <w:t>Cover the result before checking it. Say what is given, choose the procedure, and follow one step at a time. Then uncover the result and explain your first mismatch. Ask why a step is allowed, not only what number it produces.</w:t>
       </w:r>
     </w:p>
@@ -1820,7 +2815,13 @@
       </w:r>
     </w:p>
     <w:p>
-      <w:r>
+      <w:pPr>
+        <w:spacing w:line="336" w:lineRule="auto" w:after="180"/>
+      </w:pPr>
+      <w:r>
+        <w:rPr>
+          <w:b w:val="0"/>
+        </w:rPr>
         <w:t>A fictional reading-token jar starts with one token and gains three per round.</w:t>
       </w:r>
     </w:p>
@@ -1833,13 +2834,67 @@
       </w:r>
     </w:p>
     <w:p>
-      <w:r>
-        <w:t>Python: total=1; for turn in range(4): total=total+3; after the loop print(total).</w:t>
-      </w:r>
-    </w:p>
-    <w:p>
-      <w:r>
-        <w:t>The update is inside the loop; print is outside.</w:t>
+      <w:pPr>
+        <w:pStyle w:val="Heading3"/>
+      </w:pPr>
+      <w:r>
+        <w:t>Supplied facts</w:t>
+      </w:r>
+    </w:p>
+    <w:p>
+      <w:pPr>
+        <w:spacing w:line="336" w:lineRule="auto" w:after="180"/>
+        <w:shd w:fill="F1F6FC"/>
+      </w:pPr>
+      <w:r>
+        <w:rPr>
+          <w:b w:val="0"/>
+        </w:rPr>
+        <w:t xml:space="preserve">Python: total=1; for turn in range(4): total=total+3; after the </w:t>
+      </w:r>
+      <w:r>
+        <w:rPr>
+          <w:b/>
+        </w:rPr>
+        <w:t>loop</w:t>
+      </w:r>
+      <w:r>
+        <w:rPr>
+          <w:b w:val="0"/>
+        </w:rPr>
+        <w:t xml:space="preserve"> print(total).</w:t>
+      </w:r>
+    </w:p>
+    <w:p>
+      <w:pPr>
+        <w:pStyle w:val="Heading3"/>
+      </w:pPr>
+      <w:r>
+        <w:t>Supplied facts</w:t>
+      </w:r>
+    </w:p>
+    <w:p>
+      <w:pPr>
+        <w:spacing w:line="336" w:lineRule="auto" w:after="180"/>
+        <w:shd w:fill="F1F6FC"/>
+      </w:pPr>
+      <w:r>
+        <w:rPr>
+          <w:b w:val="0"/>
+        </w:rPr>
+        <w:t xml:space="preserve">The update is inside the </w:t>
+      </w:r>
+      <w:r>
+        <w:rPr>
+          <w:b/>
+        </w:rPr>
+        <w:t>loop</w:t>
+      </w:r>
+      <w:r>
+        <w:rPr>
+          <w:b w:val="0"/>
+        </w:rPr>
+        <w:t>; print is outside.</w:t>
       </w:r>
     </w:p>
     <w:p>
@@ -2060,30 +3115,198 @@
       </w:r>
     </w:p>
     <w:p>
-      <w:r>
-        <w:t>The turn value labels an iteration; it is not the number added. The fixed update adds three each time. Four iterations take the total from 1 to 13. Keeping print outside the loop produces one final display rather than four intermediate displays. Initialise total before the loop so a zero-iteration run still has a defined value.</w:t>
-      </w:r>
-    </w:p>
-    <w:p>
       <w:pPr>
         <w:pStyle w:val="Heading3"/>
       </w:pPr>
       <w:r>
+        <w:t>Why the result follows</w:t>
+      </w:r>
+    </w:p>
+    <w:p>
+      <w:pPr>
+        <w:spacing w:line="336" w:lineRule="auto" w:after="180"/>
+        <w:shd w:fill="F1F6FC"/>
+      </w:pPr>
+      <w:r>
+        <w:rPr>
+          <w:b w:val="0"/>
+        </w:rPr>
+        <w:t xml:space="preserve">The turn value labels an </w:t>
+      </w:r>
+      <w:r>
+        <w:rPr>
+          <w:b/>
+        </w:rPr>
+        <w:t>iteration</w:t>
+      </w:r>
+      <w:r>
+        <w:rPr>
+          <w:b w:val="0"/>
+        </w:rPr>
+        <w:t xml:space="preserve">; it is not the number added. The fixed update adds three each time. Four </w:t>
+      </w:r>
+      <w:r>
+        <w:rPr>
+          <w:b/>
+        </w:rPr>
+        <w:t>iteration</w:t>
+      </w:r>
+      <w:r>
+        <w:rPr>
+          <w:b w:val="0"/>
+        </w:rPr>
+        <w:t>s take the total from 1 to 13.</w:t>
+      </w:r>
+    </w:p>
+    <w:p>
+      <w:pPr>
+        <w:spacing w:line="336" w:lineRule="auto" w:after="180"/>
+        <w:shd w:fill="F1F6FC"/>
+      </w:pPr>
+      <w:r>
+        <w:rPr>
+          <w:b w:val="0"/>
+        </w:rPr>
+        <w:t xml:space="preserve">Keeping print outside the </w:t>
+      </w:r>
+      <w:r>
+        <w:rPr>
+          <w:b/>
+        </w:rPr>
+        <w:t>loop</w:t>
+      </w:r>
+      <w:r>
+        <w:rPr>
+          <w:b w:val="0"/>
+        </w:rPr>
+        <w:t xml:space="preserve"> produces one final display rather than four intermediate displays. Initialise total before the </w:t>
+      </w:r>
+      <w:r>
+        <w:rPr>
+          <w:b/>
+        </w:rPr>
+        <w:t>loop</w:t>
+      </w:r>
+      <w:r>
+        <w:rPr>
+          <w:b w:val="0"/>
+        </w:rPr>
+        <w:t xml:space="preserve"> so a zero-</w:t>
+      </w:r>
+      <w:r>
+        <w:rPr>
+          <w:b/>
+        </w:rPr>
+        <w:t>iteration</w:t>
+      </w:r>
+      <w:r>
+        <w:rPr>
+          <w:b w:val="0"/>
+        </w:rPr>
+        <w:t xml:space="preserve"> run still has a defined value.</w:t>
+      </w:r>
+    </w:p>
+    <w:p>
+      <w:pPr>
+        <w:pStyle w:val="Heading3"/>
+      </w:pPr>
+      <w:r>
         <w:t>What this example does not establish</w:t>
       </w:r>
     </w:p>
     <w:p>
-      <w:r>
-        <w:t>This finite loop does not establish behavior of a while-loop with a different update or stopping condition.</w:t>
-      </w:r>
-    </w:p>
-    <w:p>
-      <w:r>
-        <w:t>Read the labelled picture: Move print inside the original loop. What sequence is displayed?</w:t>
-      </w:r>
-    </w:p>
-    <w:p>
-      <w:r>
+      <w:pPr>
+        <w:pStyle w:val="Heading3"/>
+      </w:pPr>
+      <w:r>
+        <w:t>Keep the stated limit</w:t>
+      </w:r>
+    </w:p>
+    <w:p>
+      <w:pPr>
+        <w:spacing w:line="336" w:lineRule="auto" w:after="180"/>
+        <w:shd w:fill="FFF5E6"/>
+      </w:pPr>
+      <w:r>
+        <w:rPr>
+          <w:b w:val="0"/>
+        </w:rPr>
+        <w:t xml:space="preserve">This finite </w:t>
+      </w:r>
+      <w:r>
+        <w:rPr>
+          <w:b/>
+        </w:rPr>
+        <w:t>loop</w:t>
+      </w:r>
+      <w:r>
+        <w:rPr>
+          <w:b w:val="0"/>
+        </w:rPr>
+        <w:t xml:space="preserve"> does not establish behavior of a while-</w:t>
+      </w:r>
+      <w:r>
+        <w:rPr>
+          <w:b/>
+        </w:rPr>
+        <w:t>loop</w:t>
+      </w:r>
+      <w:r>
+        <w:rPr>
+          <w:b w:val="0"/>
+        </w:rPr>
+        <w:t xml:space="preserve"> with a different update or stopping condition.</w:t>
+      </w:r>
+    </w:p>
+    <w:p>
+      <w:pPr>
+        <w:pStyle w:val="Heading3"/>
+      </w:pPr>
+      <w:r>
+        <w:t>Keep the stated limit</w:t>
+      </w:r>
+    </w:p>
+    <w:p>
+      <w:pPr>
+        <w:spacing w:line="336" w:lineRule="auto" w:after="180"/>
+        <w:shd w:fill="FFF5E6"/>
+      </w:pPr>
+      <w:r>
+        <w:rPr>
+          <w:b w:val="0"/>
+        </w:rPr>
+        <w:t xml:space="preserve">Read the labelled picture: Move print inside the original </w:t>
+      </w:r>
+      <w:r>
+        <w:rPr>
+          <w:b/>
+        </w:rPr>
+        <w:t>loop</w:t>
+      </w:r>
+      <w:r>
+        <w:rPr>
+          <w:b w:val="0"/>
+        </w:rPr>
+        <w:t>. What sequence is displayed?</w:t>
+      </w:r>
+    </w:p>
+    <w:p>
+      <w:pPr>
+        <w:pStyle w:val="Heading3"/>
+      </w:pPr>
+      <w:r>
+        <w:t>Keep the stated limit</w:t>
+      </w:r>
+    </w:p>
+    <w:p>
+      <w:pPr>
+        <w:spacing w:line="336" w:lineRule="auto" w:after="180"/>
+        <w:shd w:fill="FFF5E6"/>
+      </w:pPr>
+      <w:r>
+        <w:rPr>
+          <w:b w:val="0"/>
+        </w:rPr>
         <w:t>Change one thing: Use range(0) instead of range(4). Predict the result before checking the explanation. What remains the same?</w:t>
       </w:r>
     </w:p>
@@ -2097,17 +3320,61 @@
     </w:p>
     <w:p>
       <w:r>
+        <w:t>Find the unsupported step in the Trace Tables claim and explain a repair using the supplied evidence.</w:t>
+      </w:r>
+    </w:p>
+    <w:p>
+      <w:pPr>
+        <w:pStyle w:val="Heading3"/>
+      </w:pPr>
+      <w:r>
+        <w:t>Find the first error</w:t>
+      </w:r>
+    </w:p>
+    <w:p>
+      <w:pPr>
+        <w:spacing w:line="336" w:lineRule="auto" w:after="180"/>
+        <w:shd w:fill="FFF5E6"/>
+      </w:pPr>
+      <w:r>
+        <w:rPr>
+          <w:b w:val="0"/>
+        </w:rPr>
         <w:t>ERROR DETECTIVE</w:t>
       </w:r>
     </w:p>
     <w:p>
-      <w:r>
+      <w:pPr>
+        <w:spacing w:line="336" w:lineRule="auto" w:after="180"/>
+      </w:pPr>
+      <w:r>
+        <w:rPr>
+          <w:b w:val="0"/>
+        </w:rPr>
         <w:t>Compare → Diagnose → Repair</w:t>
       </w:r>
     </w:p>
     <w:p>
-      <w:r>
-        <w:t>Do not patch the answer. Find the earliest unsupported assumption, wrong step, or weak evidence.</w:t>
+      <w:pPr>
+        <w:spacing w:line="336" w:lineRule="auto" w:after="180"/>
+      </w:pPr>
+      <w:r>
+        <w:rPr>
+          <w:b w:val="0"/>
+        </w:rPr>
+        <w:t xml:space="preserve">Do not patch the answer. Find the earliest unsupported assumption, wrong step, or weak </w:t>
+      </w:r>
+      <w:r>
+        <w:rPr>
+          <w:b/>
+        </w:rPr>
+        <w:t>evidence</w:t>
+      </w:r>
+      <w:r>
+        <w:rPr>
+          <w:b w:val="0"/>
+        </w:rPr>
+        <w:t>.</w:t>
       </w:r>
     </w:p>
     <w:p>
@@ -2357,7 +3624,14 @@
       </w:tr>
     </w:tbl>
     <w:p>
-      <w:r>
+      <w:pPr>
+        <w:spacing w:line="336" w:lineRule="auto" w:after="180"/>
+        <w:shd w:fill="F5F1FB"/>
+      </w:pPr>
+      <w:r>
+        <w:rPr>
+          <w:b w:val="0"/>
+        </w:rPr>
         <w:t>Repair one cause. Why is this repair better than changing several things?</w:t>
       </w:r>
     </w:p>
@@ -2403,15 +3677,102 @@
       </w:r>
     </w:p>
     <w:p>
-      <w:r>
-        <w:t>Write the expected range values and trace table before running. Keep predicted and observed output separate, then explain the first row where they differ. For a loop that should add a fixed amount repeatedly, zero iterations should preserve the initial amount. One iteration checks one update; several check accumulation.</w:t>
-      </w:r>
-    </w:p>
-    <w:p>
       <w:pPr>
         <w:pStyle w:val="Heading3"/>
       </w:pPr>
       <w:r>
+        <w:t>Check the claim against the facts</w:t>
+      </w:r>
+    </w:p>
+    <w:p>
+      <w:pPr>
+        <w:spacing w:line="336" w:lineRule="auto" w:after="180"/>
+        <w:shd w:fill="FFF5E6"/>
+      </w:pPr>
+      <w:r>
+        <w:rPr>
+          <w:b w:val="0"/>
+        </w:rPr>
+        <w:t xml:space="preserve">Write the expected range values and </w:t>
+      </w:r>
+      <w:r>
+        <w:rPr>
+          <w:b/>
+        </w:rPr>
+        <w:t>trace table</w:t>
+      </w:r>
+      <w:r>
+        <w:rPr>
+          <w:b w:val="0"/>
+        </w:rPr>
+        <w:t xml:space="preserve"> before running. Keep predicted and observed </w:t>
+      </w:r>
+      <w:r>
+        <w:rPr>
+          <w:b/>
+        </w:rPr>
+        <w:t>output</w:t>
+      </w:r>
+      <w:r>
+        <w:rPr>
+          <w:b w:val="0"/>
+        </w:rPr>
+        <w:t xml:space="preserve"> separate, then explain the first row where they differ.</w:t>
+      </w:r>
+    </w:p>
+    <w:p>
+      <w:pPr>
+        <w:spacing w:line="336" w:lineRule="auto" w:after="180"/>
+        <w:shd w:fill="FFF5E6"/>
+      </w:pPr>
+      <w:r>
+        <w:rPr>
+          <w:b w:val="0"/>
+        </w:rPr>
+        <w:t xml:space="preserve">For a </w:t>
+      </w:r>
+      <w:r>
+        <w:rPr>
+          <w:b/>
+        </w:rPr>
+        <w:t>loop</w:t>
+      </w:r>
+      <w:r>
+        <w:rPr>
+          <w:b w:val="0"/>
+        </w:rPr>
+        <w:t xml:space="preserve"> that should add a fixed amount repeatedly, zero </w:t>
+      </w:r>
+      <w:r>
+        <w:rPr>
+          <w:b/>
+        </w:rPr>
+        <w:t>iteration</w:t>
+      </w:r>
+      <w:r>
+        <w:rPr>
+          <w:b w:val="0"/>
+        </w:rPr>
+        <w:t xml:space="preserve">s should preserve the initial amount. One </w:t>
+      </w:r>
+      <w:r>
+        <w:rPr>
+          <w:b/>
+        </w:rPr>
+        <w:t>iteration</w:t>
+      </w:r>
+      <w:r>
+        <w:rPr>
+          <w:b w:val="0"/>
+        </w:rPr>
+        <w:t xml:space="preserve"> checks one update; several check accumulation.</w:t>
+      </w:r>
+    </w:p>
+    <w:p>
+      <w:pPr>
+        <w:pStyle w:val="Heading3"/>
+      </w:pPr>
+      <w:r>
         <w:t>A learner checks the reset bug using only range(1, 2) and sees the expected answer 1. Explain why this does not establish correctness, and give a revealing test with its expected correct output.</w:t>
       </w:r>
     </w:p>
@@ -2450,16 +3811,45 @@
     </w:p>
     <w:p>
       <w:r>
+        <w:t>Practise Trace Tables with support, then explain the deciding step in your own words.</w:t>
+      </w:r>
+    </w:p>
+    <w:p>
+      <w:pPr>
+        <w:spacing w:line="336" w:lineRule="auto" w:after="180"/>
+      </w:pPr>
+      <w:r>
+        <w:rPr>
+          <w:b/>
+        </w:rPr>
         <w:t>LOGIC STUDIO</w:t>
       </w:r>
     </w:p>
     <w:p>
-      <w:r>
-        <w:t>Trace Before You Run</w:t>
-      </w:r>
-    </w:p>
-    <w:p>
-      <w:r>
+      <w:pPr>
+        <w:spacing w:line="336" w:lineRule="auto" w:after="180"/>
+      </w:pPr>
+      <w:r>
+        <w:rPr>
+          <w:b/>
+        </w:rPr>
+        <w:t>Trace</w:t>
+      </w:r>
+      <w:r>
+        <w:rPr>
+          <w:b w:val="0"/>
+        </w:rPr>
+        <w:t xml:space="preserve"> Before You Run</w:t>
+      </w:r>
+    </w:p>
+    <w:p>
+      <w:pPr>
+        <w:spacing w:line="336" w:lineRule="auto" w:after="180"/>
+      </w:pPr>
+      <w:r>
+        <w:rPr>
+          <w:b w:val="0"/>
+        </w:rPr>
         <w:t>Block code, pseudocode, tables, and diagrams are different ways to expose the same reasoning.</w:t>
       </w:r>
     </w:p>
@@ -2500,8 +3890,26 @@
       </w:r>
     </w:p>
     <w:p>
-      <w:r>
-        <w:t>SET evidence_record</w:t>
+      <w:pPr>
+        <w:spacing w:line="336" w:lineRule="auto" w:after="180"/>
+      </w:pPr>
+      <w:r>
+        <w:rPr>
+          <w:b w:val="0"/>
+        </w:rPr>
+        <w:t xml:space="preserve">SET </w:t>
+      </w:r>
+      <w:r>
+        <w:rPr>
+          <w:b/>
+        </w:rPr>
+        <w:t>evidence</w:t>
+      </w:r>
+      <w:r>
+        <w:rPr>
+          <w:b w:val="0"/>
+        </w:rPr>
+        <w:t>_record</w:t>
         <w:br/>
         <w:t>PREDICT expected_result</w:t>
         <w:br/>
@@ -2515,8 +3923,45 @@
       </w:r>
     </w:p>
     <w:p>
-      <w:r>
-        <w:t>Trace one input. Which line changes the state or chooses a path?</w:t>
+      <w:pPr>
+        <w:spacing w:line="336" w:lineRule="auto" w:after="180"/>
+        <w:shd w:fill="F5F1FB"/>
+      </w:pPr>
+      <w:r>
+        <w:rPr>
+          <w:b/>
+        </w:rPr>
+        <w:t>Trace</w:t>
+      </w:r>
+      <w:r>
+        <w:rPr>
+          <w:b w:val="0"/>
+        </w:rPr>
+        <w:t xml:space="preserve"> one </w:t>
+      </w:r>
+      <w:r>
+        <w:rPr>
+          <w:b/>
+        </w:rPr>
+        <w:t>input</w:t>
+      </w:r>
+      <w:r>
+        <w:rPr>
+          <w:b w:val="0"/>
+        </w:rPr>
+        <w:t xml:space="preserve">. Which line changes the </w:t>
+      </w:r>
+      <w:r>
+        <w:rPr>
+          <w:b/>
+        </w:rPr>
+        <w:t>state</w:t>
+      </w:r>
+      <w:r>
+        <w:rPr>
+          <w:b w:val="0"/>
+        </w:rPr>
+        <w:t xml:space="preserve"> or chooses a path?</w:t>
       </w:r>
     </w:p>
     <w:p>
@@ -2578,13 +4023,155 @@
       </w:r>
     </w:p>
     <w:p>
-      <w:r>
-        <w:t>This faulty version prints 3. The extra reset discards earlier additions on every iteration. Remove the indented reset while keeping initialization before the loop. Then test zero, one and several iterations: the one-iteration case alone cannot reveal this reset bug.</w:t>
-      </w:r>
-    </w:p>
-    <w:p>
-      <w:r>
-        <w:t>Moving print(total) into the correct loop produces three lines, 1 then 3 then 6. Moving it out produces only the final 6. Trace both values and output events. A loop follows written instructions; repeating them does not make the program learn.</w:t>
+      <w:pPr>
+        <w:spacing w:line="336" w:lineRule="auto" w:after="180"/>
+      </w:pPr>
+      <w:r>
+        <w:rPr>
+          <w:b w:val="0"/>
+        </w:rPr>
+        <w:t xml:space="preserve">This faulty version prints 3. The extra reset discards earlier additions on every </w:t>
+      </w:r>
+      <w:r>
+        <w:rPr>
+          <w:b/>
+        </w:rPr>
+        <w:t>iteration</w:t>
+      </w:r>
+      <w:r>
+        <w:rPr>
+          <w:b w:val="0"/>
+        </w:rPr>
+        <w:t xml:space="preserve">. Remove the indented reset while keeping </w:t>
+      </w:r>
+      <w:r>
+        <w:rPr>
+          <w:b/>
+        </w:rPr>
+        <w:t>initialization</w:t>
+      </w:r>
+      <w:r>
+        <w:rPr>
+          <w:b w:val="0"/>
+        </w:rPr>
+        <w:t xml:space="preserve"> before the </w:t>
+      </w:r>
+      <w:r>
+        <w:rPr>
+          <w:b/>
+        </w:rPr>
+        <w:t>loop</w:t>
+      </w:r>
+      <w:r>
+        <w:rPr>
+          <w:b w:val="0"/>
+        </w:rPr>
+        <w:t>.</w:t>
+      </w:r>
+    </w:p>
+    <w:p>
+      <w:pPr>
+        <w:spacing w:line="336" w:lineRule="auto" w:after="180"/>
+      </w:pPr>
+      <w:r>
+        <w:rPr>
+          <w:b w:val="0"/>
+        </w:rPr>
+        <w:t xml:space="preserve">Then test zero, one and several </w:t>
+      </w:r>
+      <w:r>
+        <w:rPr>
+          <w:b/>
+        </w:rPr>
+        <w:t>iteration</w:t>
+      </w:r>
+      <w:r>
+        <w:rPr>
+          <w:b w:val="0"/>
+        </w:rPr>
+        <w:t>s: the one-</w:t>
+      </w:r>
+      <w:r>
+        <w:rPr>
+          <w:b/>
+        </w:rPr>
+        <w:t>iteration</w:t>
+      </w:r>
+      <w:r>
+        <w:rPr>
+          <w:b w:val="0"/>
+        </w:rPr>
+        <w:t xml:space="preserve"> case alone cannot reveal this reset bug.</w:t>
+      </w:r>
+    </w:p>
+    <w:p>
+      <w:pPr>
+        <w:spacing w:line="336" w:lineRule="auto" w:after="180"/>
+      </w:pPr>
+      <w:r>
+        <w:rPr>
+          <w:b w:val="0"/>
+        </w:rPr>
+        <w:t xml:space="preserve">Moving print(total) into the correct </w:t>
+      </w:r>
+      <w:r>
+        <w:rPr>
+          <w:b/>
+        </w:rPr>
+        <w:t>loop</w:t>
+      </w:r>
+      <w:r>
+        <w:rPr>
+          <w:b w:val="0"/>
+        </w:rPr>
+        <w:t xml:space="preserve"> produces three lines, 1 then 3 then 6. Moving it out produces only the final 6. </w:t>
+      </w:r>
+      <w:r>
+        <w:rPr>
+          <w:b/>
+        </w:rPr>
+        <w:t>Trace</w:t>
+      </w:r>
+      <w:r>
+        <w:rPr>
+          <w:b w:val="0"/>
+        </w:rPr>
+        <w:t xml:space="preserve"> both values and </w:t>
+      </w:r>
+      <w:r>
+        <w:rPr>
+          <w:b/>
+        </w:rPr>
+        <w:t>output</w:t>
+      </w:r>
+      <w:r>
+        <w:rPr>
+          <w:b w:val="0"/>
+        </w:rPr>
+        <w:t xml:space="preserve"> events.</w:t>
+      </w:r>
+    </w:p>
+    <w:p>
+      <w:pPr>
+        <w:spacing w:line="336" w:lineRule="auto" w:after="180"/>
+      </w:pPr>
+      <w:r>
+        <w:rPr>
+          <w:b w:val="0"/>
+        </w:rPr>
+        <w:t xml:space="preserve">A </w:t>
+      </w:r>
+      <w:r>
+        <w:rPr>
+          <w:b/>
+        </w:rPr>
+        <w:t>loop</w:t>
+      </w:r>
+      <w:r>
+        <w:rPr>
+          <w:b w:val="0"/>
+        </w:rPr>
+        <w:t xml:space="preserve"> follows written instructions; repeating them does not make the program learn.</w:t>
       </w:r>
     </w:p>
     <w:p>
@@ -2596,8 +4183,50 @@
       </w:r>
     </w:p>
     <w:p>
-      <w:r>
-        <w:t>Use workbook W2 for the connected example “Loops and trace tables”. First fill the input and rule boxes. Try the middle steps before asking for a hint. After a hint, try the next step yourself.</w:t>
+      <w:pPr>
+        <w:spacing w:line="336" w:lineRule="auto" w:after="180"/>
+      </w:pPr>
+      <w:r>
+        <w:rPr>
+          <w:b w:val="0"/>
+        </w:rPr>
+        <w:t>Use workbook W2 for the connected example “</w:t>
+      </w:r>
+      <w:r>
+        <w:rPr>
+          <w:b/>
+        </w:rPr>
+        <w:t>Loop</w:t>
+      </w:r>
+      <w:r>
+        <w:rPr>
+          <w:b w:val="0"/>
+        </w:rPr>
+        <w:t xml:space="preserve">s and </w:t>
+      </w:r>
+      <w:r>
+        <w:rPr>
+          <w:b/>
+        </w:rPr>
+        <w:t>trace table</w:t>
+      </w:r>
+      <w:r>
+        <w:rPr>
+          <w:b w:val="0"/>
+        </w:rPr>
+        <w:t xml:space="preserve">s”. First fill the </w:t>
+      </w:r>
+      <w:r>
+        <w:rPr>
+          <w:b/>
+        </w:rPr>
+        <w:t>input</w:t>
+      </w:r>
+      <w:r>
+        <w:rPr>
+          <w:b w:val="0"/>
+        </w:rPr>
+        <w:t xml:space="preserve"> and rule boxes. Try the middle steps before asking for a hint. After a hint, try the next step yourself.</w:t>
       </w:r>
     </w:p>
     <w:tbl>
@@ -2680,8 +4309,26 @@
       </w:tr>
     </w:tbl>
     <w:p>
-      <w:r>
-        <w:t>Explain your trace to a partner. Your partner points to one step to check. Swap roles on the next case. Each person writes their own explanation.</w:t>
+      <w:pPr>
+        <w:spacing w:line="336" w:lineRule="auto" w:after="180"/>
+      </w:pPr>
+      <w:r>
+        <w:rPr>
+          <w:b w:val="0"/>
+        </w:rPr>
+        <w:t xml:space="preserve">Explain your </w:t>
+      </w:r>
+      <w:r>
+        <w:rPr>
+          <w:b/>
+        </w:rPr>
+        <w:t>trace</w:t>
+      </w:r>
+      <w:r>
+        <w:rPr>
+          <w:b w:val="0"/>
+        </w:rPr>
+        <w:t xml:space="preserve"> to a partner. Your partner points to one step to check. Swap roles on the next case. Each person writes their own explanation.</w:t>
       </w:r>
     </w:p>
     <w:p>
@@ -2693,12 +4340,48 @@
       </w:r>
     </w:p>
     <w:p>
-      <w:r>
-        <w:t>Use the worked case for Loops and trace tables. Proposed explanation: “The stop value is included”. Decide whether this explanation is supported. Point to the step or supplied fact that decides; explain your repair if needed.</w:t>
-      </w:r>
-    </w:p>
-    <w:p>
-      <w:r>
+      <w:pPr>
+        <w:spacing w:line="336" w:lineRule="auto" w:after="180"/>
+      </w:pPr>
+      <w:r>
+        <w:rPr>
+          <w:b w:val="0"/>
+        </w:rPr>
+        <w:t xml:space="preserve">Use the worked case for </w:t>
+      </w:r>
+      <w:r>
+        <w:rPr>
+          <w:b/>
+        </w:rPr>
+        <w:t>Loop</w:t>
+      </w:r>
+      <w:r>
+        <w:rPr>
+          <w:b w:val="0"/>
+        </w:rPr>
+        <w:t xml:space="preserve">s and </w:t>
+      </w:r>
+      <w:r>
+        <w:rPr>
+          <w:b/>
+        </w:rPr>
+        <w:t>trace table</w:t>
+      </w:r>
+      <w:r>
+        <w:rPr>
+          <w:b w:val="0"/>
+        </w:rPr>
+        <w:t>s. Proposed explanation: “The stop value is included”. Decide whether this explanation is supported. Point to the step or supplied fact that decides; explain your repair if needed.</w:t>
+      </w:r>
+    </w:p>
+    <w:p>
+      <w:pPr>
+        <w:spacing w:line="336" w:lineRule="auto" w:after="180"/>
+      </w:pPr>
+      <w:r>
+        <w:rPr>
+          <w:b w:val="0"/>
+        </w:rPr>
         <w:t>Answer on your own before discussion. If you are unsure, say which step you need help with.</w:t>
       </w:r>
     </w:p>
@@ -2711,8 +4394,27 @@
       </w:r>
     </w:p>
     <w:p>
-      <w:r>
-        <w:t>Move print inside the original loop. What sequence is displayed?</w:t>
+      <w:pPr>
+        <w:spacing w:line="336" w:lineRule="auto" w:after="180"/>
+        <w:shd w:fill="F5F1FB"/>
+      </w:pPr>
+      <w:r>
+        <w:rPr>
+          <w:b w:val="0"/>
+        </w:rPr>
+        <w:t xml:space="preserve">Move print inside the original </w:t>
+      </w:r>
+      <w:r>
+        <w:rPr>
+          <w:b/>
+        </w:rPr>
+        <w:t>loop</w:t>
+      </w:r>
+      <w:r>
+        <w:rPr>
+          <w:b w:val="0"/>
+        </w:rPr>
+        <w:t>. What sequence is displayed?</w:t>
       </w:r>
     </w:p>
     <w:p>
@@ -2744,7 +4446,13 @@
       </w:r>
     </w:p>
     <w:p>
-      <w:r>
+      <w:pPr>
+        <w:spacing w:line="336" w:lineRule="auto" w:after="180"/>
+      </w:pPr>
+      <w:r>
+        <w:rPr>
+          <w:b w:val="0"/>
+        </w:rPr>
         <w:t>This is supported practice. Keep the separately named independent case for an attempt before feedback.</w:t>
       </w:r>
     </w:p>
@@ -2758,16 +4466,45 @@
     </w:p>
     <w:p>
       <w:r>
-        <w:t>EVIDENCE LAB</w:t>
-      </w:r>
-    </w:p>
-    <w:p>
-      <w:r>
+        <w:t>Investigate Trace Tables. Record the prediction, actual observation or labelled paper trace, explanation and next test separately.</w:t>
+      </w:r>
+    </w:p>
+    <w:p>
+      <w:pPr>
+        <w:spacing w:line="336" w:lineRule="auto" w:after="180"/>
+      </w:pPr>
+      <w:r>
+        <w:rPr>
+          <w:b/>
+        </w:rPr>
+        <w:t>EVIDENCE</w:t>
+      </w:r>
+      <w:r>
+        <w:rPr>
+          <w:b/>
+        </w:rPr>
+        <w:t xml:space="preserve"> LAB</w:t>
+      </w:r>
+    </w:p>
+    <w:p>
+      <w:pPr>
+        <w:spacing w:line="336" w:lineRule="auto" w:after="180"/>
+      </w:pPr>
+      <w:r>
+        <w:rPr>
+          <w:b w:val="0"/>
+        </w:rPr>
         <w:t>Predict → Test → Record → Explain</w:t>
       </w:r>
     </w:p>
     <w:p>
-      <w:r>
+      <w:pPr>
+        <w:spacing w:line="336" w:lineRule="auto" w:after="180"/>
+      </w:pPr>
+      <w:r>
+        <w:rPr>
+          <w:b w:val="0"/>
+        </w:rPr>
         <w:t>Keep expected and actual results separate. Surprises are useful data when recorded honestly.</w:t>
       </w:r>
     </w:p>
@@ -2808,8 +4545,26 @@
       </w:r>
     </w:p>
     <w:p>
-      <w:r>
-        <w:t>Use columns for step, event, old score, new score, and branch. Trace once by hand, predict the next row, then compare.</w:t>
+      <w:pPr>
+        <w:spacing w:line="336" w:lineRule="auto" w:after="180"/>
+      </w:pPr>
+      <w:r>
+        <w:rPr>
+          <w:b w:val="0"/>
+        </w:rPr>
+        <w:t xml:space="preserve">Use columns for step, event, old score, new score, and branch. </w:t>
+      </w:r>
+      <w:r>
+        <w:rPr>
+          <w:b/>
+        </w:rPr>
+        <w:t>Trace</w:t>
+      </w:r>
+      <w:r>
+        <w:rPr>
+          <w:b w:val="0"/>
+        </w:rPr>
+        <w:t xml:space="preserve"> once by hand, predict the next row, then compare.</w:t>
       </w:r>
     </w:p>
     <w:tbl>
@@ -3058,7 +4813,14 @@
       </w:tr>
     </w:tbl>
     <w:p>
-      <w:r>
+      <w:pPr>
+        <w:spacing w:line="336" w:lineRule="auto" w:after="180"/>
+        <w:shd w:fill="F5F1FB"/>
+      </w:pPr>
+      <w:r>
+        <w:rPr>
+          <w:b w:val="0"/>
+        </w:rPr>
         <w:t>What did the hardest test teach you that the normal test did not?</w:t>
       </w:r>
     </w:p>
@@ -3104,8 +4866,26 @@
       </w:r>
     </w:p>
     <w:p>
-      <w:r>
-        <w:t>Before trying: what do I expect, and why? While trying: which step could first go wrong? Afterwards: what did I actually observe, and what should change? Keep “not run” if you only traced the procedure.</w:t>
+      <w:pPr>
+        <w:spacing w:line="336" w:lineRule="auto" w:after="180"/>
+      </w:pPr>
+      <w:r>
+        <w:rPr>
+          <w:b w:val="0"/>
+        </w:rPr>
+        <w:t xml:space="preserve">Before trying: what do I expect, and why? While trying: which step could first go wrong? Afterwards: what did I actually observe, and what should change? Keep “not run” if you only </w:t>
+      </w:r>
+      <w:r>
+        <w:rPr>
+          <w:b/>
+        </w:rPr>
+        <w:t>trace</w:t>
+      </w:r>
+      <w:r>
+        <w:rPr>
+          <w:b w:val="0"/>
+        </w:rPr>
+        <w:t>d the procedure.</w:t>
       </w:r>
     </w:p>
     <w:p>
@@ -3118,17 +4898,52 @@
     </w:p>
     <w:p>
       <w:r>
+        <w:t>Move from recall to tracing, diagnosis and transfer in Trace Tables. Explain why each step is justified.</w:t>
+      </w:r>
+    </w:p>
+    <w:p>
+      <w:pPr>
+        <w:spacing w:line="336" w:lineRule="auto" w:after="180"/>
+      </w:pPr>
+      <w:r>
+        <w:rPr>
+          <w:b/>
+        </w:rPr>
         <w:t>MASTERY</w:t>
       </w:r>
     </w:p>
     <w:p>
-      <w:r>
+      <w:pPr>
+        <w:spacing w:line="336" w:lineRule="auto" w:after="180"/>
+      </w:pPr>
+      <w:r>
+        <w:rPr>
+          <w:b w:val="0"/>
+        </w:rPr>
         <w:t>From Knowing the Word to Owning the Idea</w:t>
       </w:r>
     </w:p>
     <w:p>
-      <w:r>
-        <w:t>Move upward only when you can produce evidence without copying the worked example.</w:t>
+      <w:pPr>
+        <w:spacing w:line="336" w:lineRule="auto" w:after="180"/>
+      </w:pPr>
+      <w:r>
+        <w:rPr>
+          <w:b w:val="0"/>
+        </w:rPr>
+        <w:t xml:space="preserve">Move upward only when you can produce </w:t>
+      </w:r>
+      <w:r>
+        <w:rPr>
+          <w:b/>
+        </w:rPr>
+        <w:t>evidence</w:t>
+      </w:r>
+      <w:r>
+        <w:rPr>
+          <w:b w:val="0"/>
+        </w:rPr>
+        <w:t xml:space="preserve"> without copying the worked example.</w:t>
       </w:r>
     </w:p>
     <w:p>
@@ -3168,33 +4983,117 @@
       </w:r>
     </w:p>
     <w:p>
-      <w:r>
+      <w:pPr>
+        <w:spacing w:line="336" w:lineRule="auto" w:after="180"/>
+      </w:pPr>
+      <w:r>
+        <w:rPr>
+          <w:b w:val="0"/>
+        </w:rPr>
         <w:t>1 • NAME: Define the concept without repeating the textbook.</w:t>
       </w:r>
     </w:p>
     <w:p>
-      <w:r>
-        <w:t>2 • TRACE: Show the information, state, branch, calculation, or evidence path.</w:t>
-      </w:r>
-    </w:p>
-    <w:p>
-      <w:r>
+      <w:pPr>
+        <w:spacing w:line="336" w:lineRule="auto" w:after="180"/>
+      </w:pPr>
+      <w:r>
+        <w:rPr>
+          <w:b w:val="0"/>
+        </w:rPr>
+        <w:t xml:space="preserve">2 • </w:t>
+      </w:r>
+      <w:r>
+        <w:rPr>
+          <w:b/>
+        </w:rPr>
+        <w:t>TRACE</w:t>
+      </w:r>
+      <w:r>
+        <w:rPr>
+          <w:b w:val="0"/>
+        </w:rPr>
+        <w:t xml:space="preserve">: Show the information, </w:t>
+      </w:r>
+      <w:r>
+        <w:rPr>
+          <w:b/>
+        </w:rPr>
+        <w:t>state</w:t>
+      </w:r>
+      <w:r>
+        <w:rPr>
+          <w:b w:val="0"/>
+        </w:rPr>
+        <w:t xml:space="preserve">, branch, calculation, or </w:t>
+      </w:r>
+      <w:r>
+        <w:rPr>
+          <w:b/>
+        </w:rPr>
+        <w:t>evidence</w:t>
+      </w:r>
+      <w:r>
+        <w:rPr>
+          <w:b w:val="0"/>
+        </w:rPr>
+        <w:t xml:space="preserve"> path.</w:t>
+      </w:r>
+    </w:p>
+    <w:p>
+      <w:pPr>
+        <w:spacing w:line="336" w:lineRule="auto" w:after="180"/>
+      </w:pPr>
+      <w:r>
+        <w:rPr>
+          <w:b w:val="0"/>
+        </w:rPr>
         <w:t>3 • APPLY: Solve a different example independently.</w:t>
       </w:r>
     </w:p>
     <w:p>
-      <w:r>
+      <w:pPr>
+        <w:spacing w:line="336" w:lineRule="auto" w:after="180"/>
+      </w:pPr>
+      <w:r>
+        <w:rPr>
+          <w:b w:val="0"/>
+        </w:rPr>
         <w:t>4 • CHALLENGE: Find a boundary case, counterexample, or unfair outcome.</w:t>
       </w:r>
     </w:p>
     <w:p>
-      <w:r>
+      <w:pPr>
+        <w:spacing w:line="336" w:lineRule="auto" w:after="180"/>
+      </w:pPr>
+      <w:r>
+        <w:rPr>
+          <w:b w:val="0"/>
+        </w:rPr>
         <w:t>5 • EXPLAIN LIMITS: Say when the result should not be trusted or used alone.</w:t>
       </w:r>
     </w:p>
     <w:p>
-      <w:r>
-        <w:t>My strongest evidence of independent understanding:</w:t>
+      <w:pPr>
+        <w:spacing w:line="336" w:lineRule="auto" w:after="180"/>
+      </w:pPr>
+      <w:r>
+        <w:rPr>
+          <w:b w:val="0"/>
+        </w:rPr>
+        <w:t xml:space="preserve">My strongest </w:t>
+      </w:r>
+      <w:r>
+        <w:rPr>
+          <w:b/>
+        </w:rPr>
+        <w:t>evidence</w:t>
+      </w:r>
+      <w:r>
+        <w:rPr>
+          <w:b w:val="0"/>
+        </w:rPr>
+        <w:t xml:space="preserve"> of independent understanding:</w:t>
       </w:r>
     </w:p>
     <w:p>
@@ -3240,16 +5139,39 @@
     </w:p>
     <w:p>
       <w:r>
+        <w:t>Apply this week’s idea to Transparent Book Recommender. Keep an annotated decision and the evidence supporting it.</w:t>
+      </w:r>
+    </w:p>
+    <w:p>
+      <w:pPr>
+        <w:spacing w:line="336" w:lineRule="auto" w:after="180"/>
+      </w:pPr>
+      <w:r>
+        <w:rPr>
+          <w:b/>
+        </w:rPr>
         <w:t>CUMULATIVE PROJECT</w:t>
       </w:r>
     </w:p>
     <w:p>
-      <w:r>
+      <w:pPr>
+        <w:spacing w:line="336" w:lineRule="auto" w:after="180"/>
+      </w:pPr>
+      <w:r>
+        <w:rPr>
+          <w:b w:val="0"/>
+        </w:rPr>
         <w:t>Transparent Book Recommender</w:t>
       </w:r>
     </w:p>
     <w:p>
-      <w:r>
+      <w:pPr>
+        <w:spacing w:line="336" w:lineRule="auto" w:after="180"/>
+      </w:pPr>
+      <w:r>
+        <w:rPr>
+          <w:b w:val="0"/>
+        </w:rPr>
         <w:t>Every week adds one inspectable piece. The system must show how it reached a result.</w:t>
       </w:r>
     </w:p>
@@ -3290,17 +5212,75 @@
       </w:r>
     </w:p>
     <w:p>
-      <w:r>
-        <w:t>THIS WEEK’S CHECKPOINT  Trace each book’s genre, length, difficulty, and total score before sorting.</w:t>
-      </w:r>
-    </w:p>
-    <w:p>
-      <w:r>
-        <w:t>SYSTEM MAP  Reader need → allowed inputs → transparent rule or score → ranked candidates → explanation → test record → human decision</w:t>
-      </w:r>
-    </w:p>
-    <w:p>
-      <w:r>
+      <w:pPr>
+        <w:spacing w:line="336" w:lineRule="auto" w:after="180"/>
+      </w:pPr>
+      <w:r>
+        <w:rPr>
+          <w:b w:val="0"/>
+        </w:rPr>
+        <w:t xml:space="preserve">THIS WEEK’S CHECKPOINT  </w:t>
+      </w:r>
+      <w:r>
+        <w:rPr>
+          <w:b/>
+        </w:rPr>
+        <w:t>Trace</w:t>
+      </w:r>
+      <w:r>
+        <w:rPr>
+          <w:b w:val="0"/>
+        </w:rPr>
+        <w:t xml:space="preserve"> each book’s genre, length, difficulty, and total score before sorting.</w:t>
+      </w:r>
+    </w:p>
+    <w:p>
+      <w:pPr>
+        <w:pStyle w:val="Heading3"/>
+      </w:pPr>
+      <w:r>
+        <w:t>Trace the system</w:t>
+      </w:r>
+    </w:p>
+    <w:p>
+      <w:pPr>
+        <w:spacing w:line="336" w:lineRule="auto" w:after="180"/>
+        <w:shd w:fill="EDF7F3"/>
+      </w:pPr>
+      <w:r>
+        <w:rPr>
+          <w:b w:val="0"/>
+        </w:rPr>
+        <w:t xml:space="preserve">SYSTEM MAP  Reader need → allowed </w:t>
+      </w:r>
+      <w:r>
+        <w:rPr>
+          <w:b/>
+        </w:rPr>
+        <w:t>input</w:t>
+      </w:r>
+      <w:r>
+        <w:rPr>
+          <w:b w:val="0"/>
+        </w:rPr>
+        <w:t xml:space="preserve">s → transparent rule or score → ranked candidates → explanation → test record → </w:t>
+      </w:r>
+      <w:r>
+        <w:rPr>
+          <w:b/>
+        </w:rPr>
+        <w:t>human decision</w:t>
+      </w:r>
+    </w:p>
+    <w:p>
+      <w:pPr>
+        <w:spacing w:line="336" w:lineRule="auto" w:after="180"/>
+        <w:shd w:fill="F5F1FB"/>
+      </w:pPr>
+      <w:r>
+        <w:rPr>
+          <w:b w:val="0"/>
+        </w:rPr>
         <w:t>What will you add, change, or verify in the project this week?</w:t>
       </w:r>
     </w:p>
@@ -3338,8 +5318,27 @@
       </w:r>
     </w:p>
     <w:p>
-      <w:r>
-        <w:t>What should remain under human control?</w:t>
+      <w:pPr>
+        <w:spacing w:line="336" w:lineRule="auto" w:after="180"/>
+        <w:shd w:fill="F5F1FB"/>
+      </w:pPr>
+      <w:r>
+        <w:rPr>
+          <w:b w:val="0"/>
+        </w:rPr>
+        <w:t xml:space="preserve">What should remain under </w:t>
+      </w:r>
+      <w:r>
+        <w:rPr>
+          <w:b/>
+        </w:rPr>
+        <w:t>human control</w:t>
+      </w:r>
+      <w:r>
+        <w:rPr>
+          <w:b w:val="0"/>
+        </w:rPr>
+        <w:t>?</w:t>
       </w:r>
     </w:p>
     <w:p>
@@ -3376,7 +5375,22 @@
       </w:r>
     </w:p>
     <w:p>
-      <w:r>
+      <w:pPr>
+        <w:pStyle w:val="Heading3"/>
+      </w:pPr>
+      <w:r>
+        <w:t>Responsible design</w:t>
+      </w:r>
+    </w:p>
+    <w:p>
+      <w:pPr>
+        <w:spacing w:line="336" w:lineRule="auto" w:after="180"/>
+        <w:shd w:fill="FFF5E6"/>
+      </w:pPr>
+      <w:r>
+        <w:rPr>
+          <w:b w:val="0"/>
+        </w:rPr>
         <w:t>RESPONSIBLE DESIGN  Collect only necessary information. Show uncertainty and limits. Never confuse a ranking with a fact about a person.</w:t>
       </w:r>
     </w:p>
@@ -3389,8 +5403,32 @@
       </w:r>
     </w:p>
     <w:p>
-      <w:r>
-        <w:t>Trace recommender loops with current item, eligibility, score and current best so each update can be explained.</w:t>
+      <w:pPr>
+        <w:spacing w:line="336" w:lineRule="auto" w:after="180"/>
+      </w:pPr>
+      <w:r>
+        <w:rPr>
+          <w:b/>
+        </w:rPr>
+        <w:t>Trace</w:t>
+      </w:r>
+      <w:r>
+        <w:rPr>
+          <w:b w:val="0"/>
+        </w:rPr>
+        <w:t xml:space="preserve"> recommender </w:t>
+      </w:r>
+      <w:r>
+        <w:rPr>
+          <w:b/>
+        </w:rPr>
+        <w:t>loop</w:t>
+      </w:r>
+      <w:r>
+        <w:rPr>
+          <w:b w:val="0"/>
+        </w:rPr>
+        <w:t>s with current item, eligibility, score and current best so each update can be explained.</w:t>
       </w:r>
     </w:p>
     <w:p>
@@ -3403,16 +5441,48 @@
     </w:p>
     <w:p>
       <w:r>
+        <w:t>Use a genuinely new case for independent evidence. Previously discussed examples remain practice; use the separately named independent case before feedback.</w:t>
+      </w:r>
+    </w:p>
+    <w:p>
+      <w:pPr>
+        <w:pStyle w:val="Heading3"/>
+      </w:pPr>
+      <w:r>
+        <w:t>Independent evidence</w:t>
+      </w:r>
+    </w:p>
+    <w:p>
+      <w:pPr>
+        <w:spacing w:line="336" w:lineRule="auto" w:after="180"/>
+        <w:shd w:fill="FFF5E6"/>
+      </w:pPr>
+      <w:r>
+        <w:rPr>
+          <w:b w:val="0"/>
+        </w:rPr>
         <w:t>INDEPENDENT MASTERY PROOF</w:t>
       </w:r>
     </w:p>
     <w:p>
-      <w:r>
+      <w:pPr>
+        <w:spacing w:line="336" w:lineRule="auto" w:after="180"/>
+      </w:pPr>
+      <w:r>
+        <w:rPr>
+          <w:b w:val="0"/>
+        </w:rPr>
         <w:t>Explain • Transfer • Test • Defend</w:t>
       </w:r>
     </w:p>
     <w:p>
-      <w:r>
+      <w:pPr>
+        <w:spacing w:line="336" w:lineRule="auto" w:after="180"/>
+      </w:pPr>
+      <w:r>
+        <w:rPr>
+          <w:b w:val="0"/>
+        </w:rPr>
         <w:t>Complete this page without copying the worked example. Your reasoning matters more than decoration.</w:t>
       </w:r>
     </w:p>
@@ -3453,20 +5523,78 @@
       </w:r>
     </w:p>
     <w:p>
-      <w:r>
-        <w:t>CHALLENGE  Trace variables through a score-based game helper.</w:t>
-      </w:r>
-    </w:p>
-    <w:p>
-      <w:r>
-        <w:t>1. My fresh example, trace, calculation, or design:</w:t>
-      </w:r>
-    </w:p>
-    <w:p>
       <w:pPr>
         <w:pStyle w:val="Heading3"/>
       </w:pPr>
       <w:r>
+        <w:t>Try a more demanding case</w:t>
+      </w:r>
+    </w:p>
+    <w:p>
+      <w:pPr>
+        <w:spacing w:line="336" w:lineRule="auto" w:after="180"/>
+        <w:shd w:fill="F5F1FB"/>
+      </w:pPr>
+      <w:r>
+        <w:rPr>
+          <w:b w:val="0"/>
+        </w:rPr>
+        <w:t xml:space="preserve">CHALLENGE  </w:t>
+      </w:r>
+      <w:r>
+        <w:rPr>
+          <w:b/>
+        </w:rPr>
+        <w:t>Trace</w:t>
+      </w:r>
+      <w:r>
+        <w:rPr>
+          <w:b w:val="0"/>
+        </w:rPr>
+        <w:t xml:space="preserve"> </w:t>
+      </w:r>
+      <w:r>
+        <w:rPr>
+          <w:b/>
+        </w:rPr>
+        <w:t>variable</w:t>
+      </w:r>
+      <w:r>
+        <w:rPr>
+          <w:b w:val="0"/>
+        </w:rPr>
+        <w:t>s through a score-based game helper.</w:t>
+      </w:r>
+    </w:p>
+    <w:p>
+      <w:pPr>
+        <w:spacing w:line="336" w:lineRule="auto" w:after="180"/>
+        <w:shd w:fill="F4F9FC"/>
+      </w:pPr>
+      <w:r>
+        <w:rPr>
+          <w:b w:val="0"/>
+        </w:rPr>
+        <w:t xml:space="preserve">1. My fresh example, </w:t>
+      </w:r>
+      <w:r>
+        <w:rPr>
+          <w:b/>
+        </w:rPr>
+        <w:t>trace</w:t>
+      </w:r>
+      <w:r>
+        <w:rPr>
+          <w:b w:val="0"/>
+        </w:rPr>
+        <w:t>, calculation, or design:</w:t>
+      </w:r>
+    </w:p>
+    <w:p>
+      <w:pPr>
+        <w:pStyle w:val="Heading3"/>
+      </w:pPr>
+      <w:r>
         <w:t>Write or draw your reasoning and evidence.</w:t>
       </w:r>
     </w:p>
@@ -3496,8 +5624,27 @@
       </w:r>
     </w:p>
     <w:p>
-      <w:r>
-        <w:t>2. My evidence that it works (include a boundary or missing-data case):</w:t>
+      <w:pPr>
+        <w:spacing w:line="336" w:lineRule="auto" w:after="180"/>
+        <w:shd w:fill="F4F9FC"/>
+      </w:pPr>
+      <w:r>
+        <w:rPr>
+          <w:b w:val="0"/>
+        </w:rPr>
+        <w:t xml:space="preserve">2. My </w:t>
+      </w:r>
+      <w:r>
+        <w:rPr>
+          <w:b/>
+        </w:rPr>
+        <w:t>evidence</w:t>
+      </w:r>
+      <w:r>
+        <w:rPr>
+          <w:b w:val="0"/>
+        </w:rPr>
+        <w:t xml:space="preserve"> that it works (include a boundary or missing-data case):</w:t>
       </w:r>
     </w:p>
     <w:p>
@@ -3534,7 +5681,14 @@
       </w:r>
     </w:p>
     <w:p>
-      <w:r>
+      <w:pPr>
+        <w:spacing w:line="336" w:lineRule="auto" w:after="180"/>
+        <w:shd w:fill="F4F9FC"/>
+      </w:pPr>
+      <w:r>
+        <w:rPr>
+          <w:b w:val="0"/>
+        </w:rPr>
         <w:t>3. One limitation, fairness concern, or situation needing human review:</w:t>
       </w:r>
     </w:p>
@@ -3572,8 +5726,47 @@
       </w:r>
     </w:p>
     <w:p>
-      <w:r>
-        <w:t>SELF-CHECK  □ I explained the mechanism  □ I used evidence  □ I tested a fresh case  □ I named a limitation  □ I can answer ‘why?’</w:t>
+      <w:pPr>
+        <w:pStyle w:val="Heading3"/>
+      </w:pPr>
+      <w:r>
+        <w:t>Check your explanation</w:t>
+      </w:r>
+    </w:p>
+    <w:p>
+      <w:pPr>
+        <w:spacing w:line="336" w:lineRule="auto" w:after="180"/>
+        <w:shd w:fill="F5F1FB"/>
+      </w:pPr>
+      <w:r>
+        <w:rPr>
+          <w:b w:val="0"/>
+        </w:rPr>
+        <w:t xml:space="preserve">SELF-CHECK  □ I explained the </w:t>
+      </w:r>
+      <w:r>
+        <w:rPr>
+          <w:b/>
+        </w:rPr>
+        <w:t>mechanism</w:t>
+      </w:r>
+      <w:r>
+        <w:rPr>
+          <w:b w:val="0"/>
+        </w:rPr>
+        <w:t xml:space="preserve">  □ I used </w:t>
+      </w:r>
+      <w:r>
+        <w:rPr>
+          <w:b/>
+        </w:rPr>
+        <w:t>evidence</w:t>
+      </w:r>
+      <w:r>
+        <w:rPr>
+          <w:b w:val="0"/>
+        </w:rPr>
+        <w:t xml:space="preserve">  □ I tested a fresh case  □ I named a limitation  □ I can answer ‘why?’</w:t>
       </w:r>
     </w:p>
     <w:p>
@@ -3585,6 +5778,11 @@
       </w:r>
     </w:p>
     <w:p>
+      <w:r>
+        <w:t>Revisit the complete Trace Tables case for supported practice. Repeated examples do not become fresh assessments.</w:t>
+      </w:r>
+    </w:p>
+    <w:p>
       <w:pPr>
         <w:pStyle w:val="Heading3"/>
       </w:pPr>
@@ -3593,7 +5791,13 @@
       </w:r>
     </w:p>
     <w:p>
-      <w:r>
+      <w:pPr>
+        <w:spacing w:line="336" w:lineRule="auto" w:after="180"/>
+      </w:pPr>
+      <w:r>
+        <w:rPr>
+          <w:b w:val="0"/>
+        </w:rPr>
         <w:t>Use the supplied details to practise the weekly concept before attempting the independent question. This case extends the illustrated lesson.</w:t>
       </w:r>
     </w:p>
@@ -3606,7 +5810,13 @@
       </w:r>
     </w:p>
     <w:p>
-      <w:r>
+      <w:pPr>
+        <w:spacing w:line="336" w:lineRule="auto" w:after="180"/>
+      </w:pPr>
+      <w:r>
+        <w:rPr>
+          <w:b w:val="0"/>
+        </w:rPr>
         <w:t>Set score=2; add 3; if score&gt;4 subtract 1; double score.</w:t>
       </w:r>
     </w:p>
@@ -3619,8 +5829,20 @@
       </w:r>
     </w:p>
     <w:p>
-      <w:r>
-        <w:t>Trace every value.</w:t>
+      <w:pPr>
+        <w:spacing w:line="336" w:lineRule="auto" w:after="180"/>
+      </w:pPr>
+      <w:r>
+        <w:rPr>
+          <w:b/>
+        </w:rPr>
+        <w:t>Trace</w:t>
+      </w:r>
+      <w:r>
+        <w:rPr>
+          <w:b w:val="0"/>
+        </w:rPr>
+        <w:t xml:space="preserve"> every value.</w:t>
       </w:r>
     </w:p>
     <w:p>
@@ -3632,7 +5854,13 @@
       </w:r>
     </w:p>
     <w:p>
-      <w:r>
+      <w:pPr>
+        <w:spacing w:line="336" w:lineRule="auto" w:after="180"/>
+      </w:pPr>
+      <w:r>
+        <w:rPr>
+          <w:b w:val="0"/>
+        </w:rPr>
         <w:t>2,5,4,8. The comparison is evaluated at 5 before subtraction.</w:t>
       </w:r>
     </w:p>
@@ -3645,7 +5873,14 @@
       </w:r>
     </w:p>
     <w:p>
-      <w:r>
+      <w:pPr>
+        <w:spacing w:line="336" w:lineRule="auto" w:after="180"/>
+        <w:shd w:fill="F5F1FB"/>
+      </w:pPr>
+      <w:r>
+        <w:rPr>
+          <w:b w:val="0"/>
+        </w:rPr>
         <w:t>Which detail supports the answer, and why does it matter?</w:t>
       </w:r>
     </w:p>
@@ -3823,17 +6058,41 @@
       </w:tr>
     </w:tbl>
     <w:p>
-      <w:r>
+      <w:pPr>
+        <w:spacing w:line="336" w:lineRule="auto" w:after="180"/>
+      </w:pPr>
+      <w:r>
+        <w:rPr>
+          <w:b w:val="0"/>
+        </w:rPr>
         <w:t>Set score=2; add 3; if score&gt;4 subtract 1; double score.</w:t>
       </w:r>
     </w:p>
     <w:p>
-      <w:r>
-        <w:t>Trace every value.</w:t>
-      </w:r>
-    </w:p>
-    <w:p>
-      <w:r>
+      <w:pPr>
+        <w:spacing w:line="336" w:lineRule="auto" w:after="180"/>
+      </w:pPr>
+      <w:r>
+        <w:rPr>
+          <w:b/>
+        </w:rPr>
+        <w:t>Trace</w:t>
+      </w:r>
+      <w:r>
+        <w:rPr>
+          <w:b w:val="0"/>
+        </w:rPr>
+        <w:t xml:space="preserve"> every value.</w:t>
+      </w:r>
+    </w:p>
+    <w:p>
+      <w:pPr>
+        <w:spacing w:line="336" w:lineRule="auto" w:after="180"/>
+      </w:pPr>
+      <w:r>
+        <w:rPr>
+          <w:b w:val="0"/>
+        </w:rPr>
         <w:t>2,5,4,8. The comparison is evaluated at 5 before subtraction.</w:t>
       </w:r>
     </w:p>
@@ -3846,6 +6105,11 @@
       </w:r>
     </w:p>
     <w:p>
+      <w:r>
+        <w:t>Attempt the reserved new case before feedback. Record support; the earlier examples below remain additional practice.</w:t>
+      </w:r>
+    </w:p>
+    <w:p>
       <w:pPr>
         <w:pStyle w:val="Heading3"/>
       </w:pPr>
@@ -3854,8 +6118,43 @@
       </w:r>
     </w:p>
     <w:p>
-      <w:r>
-        <w:t>A box starts with 5 counters. Each round adds 2 counters. Use rounds = 3, an initialized total and for turn in range(rounds). Print the final total once after the loop. Trace the totals and predict fresh runs with rounds 0, 1 and 3. Assume rounds is a nonnegative integer.</w:t>
+      <w:pPr>
+        <w:spacing w:line="336" w:lineRule="auto" w:after="180"/>
+      </w:pPr>
+      <w:r>
+        <w:rPr>
+          <w:b w:val="0"/>
+        </w:rPr>
+        <w:t xml:space="preserve">A box starts with 5 counters. Each round adds 2 counters. Use rounds = 3, an initialized total and for turn in range(rounds). Print the final total once after the </w:t>
+      </w:r>
+      <w:r>
+        <w:rPr>
+          <w:b/>
+        </w:rPr>
+        <w:t>loop</w:t>
+      </w:r>
+      <w:r>
+        <w:rPr>
+          <w:b w:val="0"/>
+        </w:rPr>
+        <w:t>.</w:t>
+      </w:r>
+    </w:p>
+    <w:p>
+      <w:pPr>
+        <w:spacing w:line="336" w:lineRule="auto" w:after="180"/>
+      </w:pPr>
+      <w:r>
+        <w:rPr>
+          <w:b/>
+        </w:rPr>
+        <w:t>Trace</w:t>
+      </w:r>
+      <w:r>
+        <w:rPr>
+          <w:b w:val="0"/>
+        </w:rPr>
+        <w:t xml:space="preserve"> the totals and predict fresh runs with rounds 0, 1 and 3. Assume rounds is a nonnegative integer.</w:t>
       </w:r>
     </w:p>
     <w:p>
@@ -3902,7 +6201,13 @@
       </w:r>
     </w:p>
     <w:p>
-      <w:r>
+      <w:pPr>
+        <w:spacing w:line="336" w:lineRule="auto" w:after="180"/>
+      </w:pPr>
+      <w:r>
+        <w:rPr>
+          <w:b w:val="0"/>
+        </w:rPr>
         <w:t>Attempt this case before feedback. Record any help. Earlier examples below are further practice; a case already practised with feedback cannot establish fresh transfer.</w:t>
       </w:r>
     </w:p>
@@ -3915,18 +6220,55 @@
       </w:r>
     </w:p>
     <w:p>
-      <w:r>
+      <w:pPr>
+        <w:spacing w:line="336" w:lineRule="auto" w:after="180"/>
+      </w:pPr>
+      <w:r>
+        <w:rPr>
+          <w:b w:val="0"/>
+        </w:rPr>
         <w:t>Close the worked explanation. Apply the idea to this different question without copying.</w:t>
       </w:r>
     </w:p>
     <w:p>
-      <w:r>
+      <w:pPr>
+        <w:spacing w:line="336" w:lineRule="auto" w:after="180"/>
+        <w:shd w:fill="F5F1FB"/>
+      </w:pPr>
+      <w:r>
+        <w:rPr>
+          <w:b w:val="0"/>
+        </w:rPr>
         <w:t>Set score to 2. Add 3, then double the result. Record the score after each operation. What changes if you double before adding?</w:t>
       </w:r>
     </w:p>
     <w:p>
-      <w:r>
-        <w:t>My answer, with a trace, calculation or supporting evidence</w:t>
+      <w:pPr>
+        <w:spacing w:line="336" w:lineRule="auto" w:after="180"/>
+      </w:pPr>
+      <w:r>
+        <w:rPr>
+          <w:b w:val="0"/>
+        </w:rPr>
+        <w:t xml:space="preserve">My answer, with a </w:t>
+      </w:r>
+      <w:r>
+        <w:rPr>
+          <w:b/>
+        </w:rPr>
+        <w:t>trace</w:t>
+      </w:r>
+      <w:r>
+        <w:rPr>
+          <w:b w:val="0"/>
+        </w:rPr>
+        <w:t xml:space="preserve">, calculation or supporting </w:t>
+      </w:r>
+      <w:r>
+        <w:rPr>
+          <w:b/>
+        </w:rPr>
+        <w:t>evidence</w:t>
       </w:r>
     </w:p>
     <w:p>
@@ -3971,13 +6313,37 @@
       </w:r>
     </w:p>
     <w:p>
-      <w:r>
+      <w:pPr>
+        <w:spacing w:line="336" w:lineRule="auto" w:after="180"/>
+      </w:pPr>
+      <w:r>
+        <w:rPr>
+          <w:b w:val="0"/>
+        </w:rPr>
         <w:t>Change one relevant detail. Predict the result before testing. Include a boundary or missing-information case when it helps reveal a limit.</w:t>
       </w:r>
     </w:p>
     <w:p>
-      <w:r>
-        <w:t>My changed input and expected result</w:t>
+      <w:pPr>
+        <w:spacing w:line="336" w:lineRule="auto" w:after="180"/>
+      </w:pPr>
+      <w:r>
+        <w:rPr>
+          <w:b w:val="0"/>
+        </w:rPr>
+        <w:t xml:space="preserve">My changed </w:t>
+      </w:r>
+      <w:r>
+        <w:rPr>
+          <w:b/>
+        </w:rPr>
+        <w:t>input</w:t>
+      </w:r>
+      <w:r>
+        <w:rPr>
+          <w:b w:val="0"/>
+        </w:rPr>
+        <w:t xml:space="preserve"> and expected result</w:t>
       </w:r>
     </w:p>
     <w:p>
@@ -4022,13 +6388,43 @@
       </w:r>
     </w:p>
     <w:p>
-      <w:r>
-        <w:t>Trace each book’s genre, length, difficulty, and total score before sorting.</w:t>
-      </w:r>
-    </w:p>
-    <w:p>
-      <w:r>
-        <w:t>The evidence I will keep</w:t>
+      <w:pPr>
+        <w:spacing w:line="336" w:lineRule="auto" w:after="180"/>
+      </w:pPr>
+      <w:r>
+        <w:rPr>
+          <w:b/>
+        </w:rPr>
+        <w:t>Trace</w:t>
+      </w:r>
+      <w:r>
+        <w:rPr>
+          <w:b w:val="0"/>
+        </w:rPr>
+        <w:t xml:space="preserve"> each book’s genre, length, difficulty, and total score before sorting.</w:t>
+      </w:r>
+    </w:p>
+    <w:p>
+      <w:pPr>
+        <w:spacing w:line="336" w:lineRule="auto" w:after="180"/>
+      </w:pPr>
+      <w:r>
+        <w:rPr>
+          <w:b w:val="0"/>
+        </w:rPr>
+        <w:t xml:space="preserve">The </w:t>
+      </w:r>
+      <w:r>
+        <w:rPr>
+          <w:b/>
+        </w:rPr>
+        <w:t>evidence</w:t>
+      </w:r>
+      <w:r>
+        <w:rPr>
+          <w:b w:val="0"/>
+        </w:rPr>
+        <w:t xml:space="preserve"> I will keep</w:t>
       </w:r>
     </w:p>
     <w:p>
@@ -4065,8 +6461,26 @@
       </w:r>
     </w:p>
     <w:p>
-      <w:r>
-        <w:t>Your teacher has the independent answer and scoring criteria. Complete the matching workbook week to keep your practice evidence together.</w:t>
+      <w:pPr>
+        <w:spacing w:line="336" w:lineRule="auto" w:after="180"/>
+      </w:pPr>
+      <w:r>
+        <w:rPr>
+          <w:b w:val="0"/>
+        </w:rPr>
+        <w:t xml:space="preserve">Your teacher has the independent answer and scoring criteria. Complete the matching workbook week to keep your practice </w:t>
+      </w:r>
+      <w:r>
+        <w:rPr>
+          <w:b/>
+        </w:rPr>
+        <w:t>evidence</w:t>
+      </w:r>
+      <w:r>
+        <w:rPr>
+          <w:b w:val="0"/>
+        </w:rPr>
+        <w:t xml:space="preserve"> together.</w:t>
       </w:r>
     </w:p>
     <w:p>
@@ -4078,7 +6492,13 @@
       </w:r>
     </w:p>
     <w:p>
-      <w:r>
+      <w:pPr>
+        <w:spacing w:line="336" w:lineRule="auto" w:after="180"/>
+      </w:pPr>
+      <w:r>
+        <w:rPr>
+          <w:b w:val="0"/>
+        </w:rPr>
         <w:t>Start score=1; add 4; if score&gt;3 subtract 2; double score. Record score after every operation. A student evaluates the condition using the initial value. Locate the divergence.</w:t>
       </w:r>
     </w:p>
@@ -4134,8 +6554,25 @@
       </w:r>
     </w:p>
     <w:p>
-      <w:r>
-        <w:t>Attempt the independent case before hints. Record whether you worked alone, used a hint or followed a model. After feedback, fix the first unsupported step and explain why it changed. A later check uses a changed case, not a copied answer.</w:t>
+      <w:pPr>
+        <w:spacing w:line="336" w:lineRule="auto" w:after="180"/>
+      </w:pPr>
+      <w:r>
+        <w:rPr>
+          <w:b w:val="0"/>
+        </w:rPr>
+        <w:t>Attempt the independent case before hints. Record whether you worked alone, used a hint or followed a model. After feedback, fix the first unsupported step and explain why it changed.</w:t>
+      </w:r>
+    </w:p>
+    <w:p>
+      <w:pPr>
+        <w:spacing w:line="336" w:lineRule="auto" w:after="180"/>
+      </w:pPr>
+      <w:r>
+        <w:rPr>
+          <w:b w:val="0"/>
+        </w:rPr>
+        <w:t>A later check uses a changed case, not a copied answer.</w:t>
       </w:r>
     </w:p>
     <w:p>
@@ -4148,6 +6585,17 @@
     </w:p>
     <w:p>
       <w:r>
+        <w:t>Use this map to navigate Trace Tables, connect the goals to tasks and keep one evidence record for each attempt.</w:t>
+      </w:r>
+    </w:p>
+    <w:p>
+      <w:pPr>
+        <w:spacing w:line="336" w:lineRule="auto" w:after="180"/>
+      </w:pPr>
+      <w:r>
+        <w:rPr>
+          <w:b w:val="0"/>
+        </w:rPr>
         <w:t>Start with this question: A fictional reading-token jar starts with one token and gains three per round.</w:t>
       </w:r>
     </w:p>
@@ -4254,13 +6702,61 @@
       </w:tr>
     </w:tbl>
     <w:p>
-      <w:r>
-        <w:t>Remember → watch and explain → try with help → investigate → try independently → keep project evidence. Your teacher may spread this lesson across several classes.</w:t>
-      </w:r>
-    </w:p>
-    <w:p>
-      <w:r>
-        <w:t>Keep your first prediction. Compare it with what the evidence shows and explain any change.</w:t>
+      <w:pPr>
+        <w:spacing w:line="336" w:lineRule="auto" w:after="180"/>
+      </w:pPr>
+      <w:r>
+        <w:rPr>
+          <w:b w:val="0"/>
+        </w:rPr>
+        <w:t xml:space="preserve">Remember → watch and explain → try with help → investigate → try independently → keep project </w:t>
+      </w:r>
+      <w:r>
+        <w:rPr>
+          <w:b/>
+        </w:rPr>
+        <w:t>evidence</w:t>
+      </w:r>
+      <w:r>
+        <w:rPr>
+          <w:b w:val="0"/>
+        </w:rPr>
+        <w:t>. Your teacher may spread this lesson across several classes.</w:t>
+      </w:r>
+    </w:p>
+    <w:p>
+      <w:pPr>
+        <w:spacing w:line="336" w:lineRule="auto" w:after="180"/>
+      </w:pPr>
+      <w:r>
+        <w:rPr>
+          <w:b w:val="0"/>
+        </w:rPr>
+        <w:t xml:space="preserve">Keep your first </w:t>
+      </w:r>
+      <w:r>
+        <w:rPr>
+          <w:b/>
+        </w:rPr>
+        <w:t>prediction</w:t>
+      </w:r>
+      <w:r>
+        <w:rPr>
+          <w:b w:val="0"/>
+        </w:rPr>
+        <w:t xml:space="preserve">. Compare it with what the </w:t>
+      </w:r>
+      <w:r>
+        <w:rPr>
+          <w:b/>
+        </w:rPr>
+        <w:t>evidence</w:t>
+      </w:r>
+      <w:r>
+        <w:rPr>
+          <w:b w:val="0"/>
+        </w:rPr>
+        <w:t xml:space="preserve"> shows and explain any change.</w:t>
       </w:r>
     </w:p>
     <w:p>
@@ -4273,7 +6769,60 @@
     </w:p>
     <w:p>
       <w:r>
-        <w:t>Close your notes. Explain this goal in your own words: Trace variable values before and after each loop iteration</w:t>
+        <w:t>Explain Trace Tables without notes, identify a remaining question and plan a later check with a changed case.</w:t>
+      </w:r>
+    </w:p>
+    <w:p>
+      <w:pPr>
+        <w:spacing w:line="336" w:lineRule="auto" w:after="180"/>
+      </w:pPr>
+      <w:r>
+        <w:rPr>
+          <w:b w:val="0"/>
+        </w:rPr>
+        <w:t xml:space="preserve">Close your notes. Explain this goal in your own words: </w:t>
+      </w:r>
+      <w:r>
+        <w:rPr>
+          <w:b/>
+        </w:rPr>
+        <w:t>Trace</w:t>
+      </w:r>
+      <w:r>
+        <w:rPr>
+          <w:b w:val="0"/>
+        </w:rPr>
+        <w:t xml:space="preserve"> </w:t>
+      </w:r>
+      <w:r>
+        <w:rPr>
+          <w:b/>
+        </w:rPr>
+        <w:t>variable</w:t>
+      </w:r>
+      <w:r>
+        <w:rPr>
+          <w:b w:val="0"/>
+        </w:rPr>
+        <w:t xml:space="preserve"> values before and after each </w:t>
+      </w:r>
+      <w:r>
+        <w:rPr>
+          <w:b/>
+        </w:rPr>
+        <w:t>loop</w:t>
+      </w:r>
+      <w:r>
+        <w:rPr>
+          <w:b w:val="0"/>
+        </w:rPr>
+        <w:t xml:space="preserve"> </w:t>
+      </w:r>
+      <w:r>
+        <w:rPr>
+          <w:b/>
+        </w:rPr>
+        <w:t>iteration</w:t>
       </w:r>
     </w:p>
     <w:p>
@@ -4310,13 +6859,61 @@
       </w:r>
     </w:p>
     <w:p>
-      <w:r>
-        <w:t>If you are unsure, return to the worked picture and explain one arrow. If you are ready, change an input or assumption and justify your prediction.</w:t>
-      </w:r>
-    </w:p>
-    <w:p>
-      <w:r>
-        <w:t>Save your workbook evidence. At the next review, try a different case before opening your old answer.</w:t>
+      <w:pPr>
+        <w:spacing w:line="336" w:lineRule="auto" w:after="180"/>
+      </w:pPr>
+      <w:r>
+        <w:rPr>
+          <w:b w:val="0"/>
+        </w:rPr>
+        <w:t xml:space="preserve">If you are unsure, return to the worked picture and explain one arrow. If you are ready, change an </w:t>
+      </w:r>
+      <w:r>
+        <w:rPr>
+          <w:b/>
+        </w:rPr>
+        <w:t>input</w:t>
+      </w:r>
+      <w:r>
+        <w:rPr>
+          <w:b w:val="0"/>
+        </w:rPr>
+        <w:t xml:space="preserve"> or assumption and justify your </w:t>
+      </w:r>
+      <w:r>
+        <w:rPr>
+          <w:b/>
+        </w:rPr>
+        <w:t>prediction</w:t>
+      </w:r>
+      <w:r>
+        <w:rPr>
+          <w:b w:val="0"/>
+        </w:rPr>
+        <w:t>.</w:t>
+      </w:r>
+    </w:p>
+    <w:p>
+      <w:pPr>
+        <w:spacing w:line="336" w:lineRule="auto" w:after="180"/>
+      </w:pPr>
+      <w:r>
+        <w:rPr>
+          <w:b w:val="0"/>
+        </w:rPr>
+        <w:t xml:space="preserve">Save your workbook </w:t>
+      </w:r>
+      <w:r>
+        <w:rPr>
+          <w:b/>
+        </w:rPr>
+        <w:t>evidence</w:t>
+      </w:r>
+      <w:r>
+        <w:rPr>
+          <w:b w:val="0"/>
+        </w:rPr>
+        <w:t>. At the next review, try a different case before opening your old answer.</w:t>
       </w:r>
     </w:p>
     <w:p>
@@ -4329,11 +6926,28 @@
     </w:p>
     <w:p>
       <w:r>
+        <w:t>Attempt supported questions before using hints or feedback. Review a missing building block, then keep the completed work.</w:t>
+      </w:r>
+    </w:p>
+    <w:p>
+      <w:pPr>
+        <w:spacing w:line="336" w:lineRule="auto" w:after="180"/>
+      </w:pPr>
+      <w:r>
+        <w:rPr>
+          <w:b w:val="0"/>
+        </w:rPr>
         <w:t>Use this supported practice once, in the browser or on paper. Keep the reserved independent assessment for a separate first attempt before teacher feedback.</w:t>
       </w:r>
     </w:p>
     <w:p>
-      <w:r>
+      <w:pPr>
+        <w:spacing w:line="336" w:lineRule="auto" w:after="180"/>
+      </w:pPr>
+      <w:r>
+        <w:rPr>
+          <w:b w:val="0"/>
+        </w:rPr>
         <w:t>A fictional reading-token jar starts with one token and gains three per round.</w:t>
       </w:r>
     </w:p>
@@ -4346,28 +6960,86 @@
       </w:r>
     </w:p>
     <w:p>
-      <w:r>
+      <w:pPr>
+        <w:spacing w:line="336" w:lineRule="auto" w:after="180"/>
+      </w:pPr>
+      <w:r>
+        <w:rPr>
+          <w:b w:val="0"/>
+        </w:rPr>
         <w:t>Which labelled step matches this detail? Print 13 once, after all four updates.</w:t>
       </w:r>
     </w:p>
     <w:p>
-      <w:r>
-        <w:t>1. Iteration values</w:t>
-      </w:r>
-    </w:p>
-    <w:p>
-      <w:r>
+      <w:pPr>
+        <w:spacing w:line="336" w:lineRule="auto" w:after="180"/>
+        <w:shd w:fill="F4F9FC"/>
+      </w:pPr>
+      <w:r>
+        <w:rPr>
+          <w:b w:val="0"/>
+        </w:rPr>
+        <w:t xml:space="preserve">1. </w:t>
+      </w:r>
+      <w:r>
+        <w:rPr>
+          <w:b/>
+        </w:rPr>
+        <w:t>Iteration</w:t>
+      </w:r>
+      <w:r>
+        <w:rPr>
+          <w:b w:val="0"/>
+        </w:rPr>
+        <w:t xml:space="preserve"> values</w:t>
+      </w:r>
+    </w:p>
+    <w:p>
+      <w:pPr>
+        <w:spacing w:line="336" w:lineRule="auto" w:after="180"/>
+        <w:shd w:fill="F4F9FC"/>
+      </w:pPr>
+      <w:r>
+        <w:rPr>
+          <w:b w:val="0"/>
+        </w:rPr>
         <w:t>2. Updated totals</w:t>
       </w:r>
     </w:p>
     <w:p>
-      <w:r>
-        <w:t>3. After the loop</w:t>
-      </w:r>
-    </w:p>
-    <w:p>
-      <w:r>
-        <w:t>4. Initial state</w:t>
+      <w:pPr>
+        <w:spacing w:line="336" w:lineRule="auto" w:after="180"/>
+        <w:shd w:fill="F4F9FC"/>
+      </w:pPr>
+      <w:r>
+        <w:rPr>
+          <w:b w:val="0"/>
+        </w:rPr>
+        <w:t xml:space="preserve">3. After the </w:t>
+      </w:r>
+      <w:r>
+        <w:rPr>
+          <w:b/>
+        </w:rPr>
+        <w:t>loop</w:t>
+      </w:r>
+    </w:p>
+    <w:p>
+      <w:pPr>
+        <w:spacing w:line="336" w:lineRule="auto" w:after="180"/>
+        <w:shd w:fill="F4F9FC"/>
+      </w:pPr>
+      <w:r>
+        <w:rPr>
+          <w:b w:val="0"/>
+        </w:rPr>
+        <w:t xml:space="preserve">4. Initial </w:t>
+      </w:r>
+      <w:r>
+        <w:rPr>
+          <w:b/>
+        </w:rPr>
+        <w:t>state</w:t>
       </w:r>
     </w:p>
     <w:p>
@@ -4404,41 +7076,227 @@
       </w:r>
     </w:p>
     <w:p>
-      <w:r>
+      <w:pPr>
+        <w:pStyle w:val="Heading3"/>
+      </w:pPr>
+      <w:r>
+        <w:t>Hint · try first</w:t>
+      </w:r>
+    </w:p>
+    <w:p>
+      <w:pPr>
+        <w:spacing w:line="336" w:lineRule="auto" w:after="180"/>
+        <w:shd w:fill="F1F6F8"/>
+      </w:pPr>
+      <w:r>
+        <w:rPr>
+          <w:b w:val="0"/>
+        </w:rPr>
         <w:t>Hint if needed: Read the steps in the pictorial case. Match the supplied detail to the stage that performs or records it.</w:t>
       </w:r>
     </w:p>
     <w:p>
-      <w:r>
-        <w:t>After your attempt, compare with the supported explanation: After the loop Print 13 once, after all four updates. The turn value labels an iteration; it is not the number added. The fixed update adds three each time. Four iterations take the total from 1 to 13. Keeping print outside the loop produces one final display rather than four intermediate displays. Initialise total before the loop so a zero-iteration run still has a defined value.</w:t>
-      </w:r>
-    </w:p>
-    <w:p>
       <w:pPr>
         <w:pStyle w:val="Heading3"/>
       </w:pPr>
       <w:r>
+        <w:t>Feedback · compare after trying</w:t>
+      </w:r>
+    </w:p>
+    <w:p>
+      <w:pPr>
+        <w:spacing w:line="336" w:lineRule="auto" w:after="180"/>
+        <w:shd w:fill="F1F6FC"/>
+      </w:pPr>
+      <w:r>
+        <w:rPr>
+          <w:b w:val="0"/>
+        </w:rPr>
+        <w:t xml:space="preserve">After your attempt, compare with the supported explanation: After the </w:t>
+      </w:r>
+      <w:r>
+        <w:rPr>
+          <w:b/>
+        </w:rPr>
+        <w:t>loop</w:t>
+      </w:r>
+      <w:r>
+        <w:rPr>
+          <w:b w:val="0"/>
+        </w:rPr>
+        <w:t xml:space="preserve"> Print 13 once, after all four updates. The turn value labels an </w:t>
+      </w:r>
+      <w:r>
+        <w:rPr>
+          <w:b/>
+        </w:rPr>
+        <w:t>iteration</w:t>
+      </w:r>
+      <w:r>
+        <w:rPr>
+          <w:b w:val="0"/>
+        </w:rPr>
+        <w:t>; it is not the number added. The fixed update adds three each time.</w:t>
+      </w:r>
+    </w:p>
+    <w:p>
+      <w:pPr>
+        <w:spacing w:line="336" w:lineRule="auto" w:after="180"/>
+        <w:shd w:fill="F1F6FC"/>
+      </w:pPr>
+      <w:r>
+        <w:rPr>
+          <w:b w:val="0"/>
+        </w:rPr>
+        <w:t xml:space="preserve">Four </w:t>
+      </w:r>
+      <w:r>
+        <w:rPr>
+          <w:b/>
+        </w:rPr>
+        <w:t>iteration</w:t>
+      </w:r>
+      <w:r>
+        <w:rPr>
+          <w:b w:val="0"/>
+        </w:rPr>
+        <w:t xml:space="preserve">s take the total from 1 to 13. Keeping print outside the </w:t>
+      </w:r>
+      <w:r>
+        <w:rPr>
+          <w:b/>
+        </w:rPr>
+        <w:t>loop</w:t>
+      </w:r>
+      <w:r>
+        <w:rPr>
+          <w:b w:val="0"/>
+        </w:rPr>
+        <w:t xml:space="preserve"> produces one final display rather than four intermediate displays. Initialise total before the </w:t>
+      </w:r>
+      <w:r>
+        <w:rPr>
+          <w:b/>
+        </w:rPr>
+        <w:t>loop</w:t>
+      </w:r>
+      <w:r>
+        <w:rPr>
+          <w:b w:val="0"/>
+        </w:rPr>
+        <w:t xml:space="preserve"> so a zero-</w:t>
+      </w:r>
+      <w:r>
+        <w:rPr>
+          <w:b/>
+        </w:rPr>
+        <w:t>iteration</w:t>
+      </w:r>
+      <w:r>
+        <w:rPr>
+          <w:b w:val="0"/>
+        </w:rPr>
+        <w:t xml:space="preserve"> run still has a defined value.</w:t>
+      </w:r>
+    </w:p>
+    <w:p>
+      <w:pPr>
+        <w:pStyle w:val="Heading3"/>
+      </w:pPr>
+      <w:r>
         <w:t>Practice 2: explain the deciding evidence</w:t>
       </w:r>
     </w:p>
     <w:p>
-      <w:r>
+      <w:pPr>
+        <w:pStyle w:val="Heading3"/>
+      </w:pPr>
+      <w:r>
+        <w:t>Changed case · predict first</w:t>
+      </w:r>
+    </w:p>
+    <w:p>
+      <w:pPr>
+        <w:spacing w:line="336" w:lineRule="auto" w:after="180"/>
+        <w:shd w:fill="F5F1FB"/>
+      </w:pPr>
+      <w:r>
+        <w:rPr>
+          <w:b w:val="0"/>
+        </w:rPr>
         <w:t>Changed-case practice: Use range(0) instead of range(4). Which conclusion is supported by the supplied facts?</w:t>
       </w:r>
     </w:p>
     <w:p>
-      <w:r>
-        <w:t>1. The loop body never runs and the printed total is 1.</w:t>
-      </w:r>
-    </w:p>
-    <w:p>
-      <w:r>
-        <w:t>2. This one example guarantees correct results for every future input.</w:t>
-      </w:r>
-    </w:p>
-    <w:p>
-      <w:r>
-        <w:t>3. We can decide the result without examining the changed input or the procedure.</w:t>
+      <w:pPr>
+        <w:spacing w:line="336" w:lineRule="auto" w:after="180"/>
+        <w:shd w:fill="F4F9FC"/>
+      </w:pPr>
+      <w:r>
+        <w:rPr>
+          <w:b w:val="0"/>
+        </w:rPr>
+        <w:t xml:space="preserve">1. The </w:t>
+      </w:r>
+      <w:r>
+        <w:rPr>
+          <w:b/>
+        </w:rPr>
+        <w:t>loop</w:t>
+      </w:r>
+      <w:r>
+        <w:rPr>
+          <w:b w:val="0"/>
+        </w:rPr>
+        <w:t xml:space="preserve"> body never runs and the printed total is 1.</w:t>
+      </w:r>
+    </w:p>
+    <w:p>
+      <w:pPr>
+        <w:spacing w:line="336" w:lineRule="auto" w:after="180"/>
+        <w:shd w:fill="F4F9FC"/>
+      </w:pPr>
+      <w:r>
+        <w:rPr>
+          <w:b w:val="0"/>
+        </w:rPr>
+        <w:t xml:space="preserve">2. This one example guarantees correct results for every future </w:t>
+      </w:r>
+      <w:r>
+        <w:rPr>
+          <w:b/>
+        </w:rPr>
+        <w:t>input</w:t>
+      </w:r>
+      <w:r>
+        <w:rPr>
+          <w:b w:val="0"/>
+        </w:rPr>
+        <w:t>.</w:t>
+      </w:r>
+    </w:p>
+    <w:p>
+      <w:pPr>
+        <w:spacing w:line="336" w:lineRule="auto" w:after="180"/>
+        <w:shd w:fill="F4F9FC"/>
+      </w:pPr>
+      <w:r>
+        <w:rPr>
+          <w:b w:val="0"/>
+        </w:rPr>
+        <w:t xml:space="preserve">3. We can decide the result without examining the changed </w:t>
+      </w:r>
+      <w:r>
+        <w:rPr>
+          <w:b/>
+        </w:rPr>
+        <w:t>input</w:t>
+      </w:r>
+      <w:r>
+        <w:rPr>
+          <w:b w:val="0"/>
+        </w:rPr>
+        <w:t xml:space="preserve"> or the procedure.</w:t>
       </w:r>
     </w:p>
     <w:p>
@@ -4475,31 +7333,143 @@
       </w:r>
     </w:p>
     <w:p>
-      <w:r>
-        <w:t>Hint if needed: Use the changed condition and the deciding step in the pictorial trace. The answer must say what follows from those facts.</w:t>
-      </w:r>
-    </w:p>
-    <w:p>
-      <w:r>
-        <w:t>After your attempt, compare with the supported explanation: The loop body never runs and the printed total is 1. The iterable contains no turn values; the initial assignment still happened.</w:t>
-      </w:r>
-    </w:p>
-    <w:p>
       <w:pPr>
         <w:pStyle w:val="Heading3"/>
       </w:pPr>
       <w:r>
+        <w:t>Hint · try first</w:t>
+      </w:r>
+    </w:p>
+    <w:p>
+      <w:pPr>
+        <w:spacing w:line="336" w:lineRule="auto" w:after="180"/>
+        <w:shd w:fill="F1F6F8"/>
+      </w:pPr>
+      <w:r>
+        <w:rPr>
+          <w:b w:val="0"/>
+        </w:rPr>
+        <w:t xml:space="preserve">Hint if needed: Use the changed condition and the deciding step in the pictorial </w:t>
+      </w:r>
+      <w:r>
+        <w:rPr>
+          <w:b/>
+        </w:rPr>
+        <w:t>trace</w:t>
+      </w:r>
+      <w:r>
+        <w:rPr>
+          <w:b w:val="0"/>
+        </w:rPr>
+        <w:t>. The answer must say what follows from those facts.</w:t>
+      </w:r>
+    </w:p>
+    <w:p>
+      <w:pPr>
+        <w:pStyle w:val="Heading3"/>
+      </w:pPr>
+      <w:r>
+        <w:t>Feedback · compare after trying</w:t>
+      </w:r>
+    </w:p>
+    <w:p>
+      <w:pPr>
+        <w:spacing w:line="336" w:lineRule="auto" w:after="180"/>
+        <w:shd w:fill="F1F6FC"/>
+      </w:pPr>
+      <w:r>
+        <w:rPr>
+          <w:b w:val="0"/>
+        </w:rPr>
+        <w:t xml:space="preserve">After your attempt, compare with the supported explanation: The </w:t>
+      </w:r>
+      <w:r>
+        <w:rPr>
+          <w:b/>
+        </w:rPr>
+        <w:t>loop</w:t>
+      </w:r>
+      <w:r>
+        <w:rPr>
+          <w:b w:val="0"/>
+        </w:rPr>
+        <w:t xml:space="preserve"> body never runs and the printed total is 1. The iterable contains no turn values; the initial assignment still happened.</w:t>
+      </w:r>
+    </w:p>
+    <w:p>
+      <w:pPr>
+        <w:pStyle w:val="Heading3"/>
+      </w:pPr>
+      <w:r>
         <w:t>Repair a missing building block</w:t>
       </w:r>
     </w:p>
     <w:p>
-      <w:r>
-        <w:t>Review Branching Logic (ai-2/3). Goal: Trace the selected branch in an if elif else chain. Short practice: Give expected labels for −1,0,10,11 and identify the equality boundary for Short.. Return to this week and explain what you changed.</w:t>
-      </w:r>
-    </w:p>
-    <w:p>
-      <w:r>
-        <w:t>Review Precision in Algorithms (ai-2/1). Goal: Translate a short paper calculation into a Python script. Short practice: If print(total) moves before total=total+2, what gets printed for the original input?. Return to this week and explain what you changed.</w:t>
+      <w:pPr>
+        <w:spacing w:line="336" w:lineRule="auto" w:after="180"/>
+      </w:pPr>
+      <w:r>
+        <w:rPr>
+          <w:b w:val="0"/>
+        </w:rPr>
+        <w:t xml:space="preserve">Review Branching Logic (ai-2/3). Goal: </w:t>
+      </w:r>
+      <w:r>
+        <w:rPr>
+          <w:b/>
+        </w:rPr>
+        <w:t>Trace</w:t>
+      </w:r>
+      <w:r>
+        <w:rPr>
+          <w:b w:val="0"/>
+        </w:rPr>
+        <w:t xml:space="preserve"> the selected branch in an if elif else chain. Short practice: Give expected labels for −1,0,10,11 and identify the equality boundary for Short..</w:t>
+      </w:r>
+    </w:p>
+    <w:p>
+      <w:pPr>
+        <w:spacing w:line="336" w:lineRule="auto" w:after="180"/>
+      </w:pPr>
+      <w:r>
+        <w:rPr>
+          <w:b w:val="0"/>
+        </w:rPr>
+        <w:t>Return to this week and explain what you changed.</w:t>
+      </w:r>
+    </w:p>
+    <w:p>
+      <w:pPr>
+        <w:spacing w:line="336" w:lineRule="auto" w:after="180"/>
+      </w:pPr>
+      <w:r>
+        <w:rPr>
+          <w:b w:val="0"/>
+        </w:rPr>
+        <w:t xml:space="preserve">Review Precision in Algorithms (ai-2/1). Goal: Translate a short paper calculation into a Python script. Short practice: If print(total) moves before total=total+2, what gets printed for the original </w:t>
+      </w:r>
+      <w:r>
+        <w:rPr>
+          <w:b/>
+        </w:rPr>
+        <w:t>input</w:t>
+      </w:r>
+      <w:r>
+        <w:rPr>
+          <w:b w:val="0"/>
+        </w:rPr>
+        <w:t>?.</w:t>
+      </w:r>
+    </w:p>
+    <w:p>
+      <w:pPr>
+        <w:spacing w:line="336" w:lineRule="auto" w:after="180"/>
+      </w:pPr>
+      <w:r>
+        <w:rPr>
+          <w:b w:val="0"/>
+        </w:rPr>
+        <w:t>Return to this week and explain what you changed.</w:t>
       </w:r>
     </w:p>
     <w:p>
@@ -4511,8 +7481,73 @@
       </w:r>
     </w:p>
     <w:p>
-      <w:r>
-        <w:t>The browser lab lets you edit the supported Python examples already included in this lesson. Predict first, run, inspect the actual output or error, change one input, then run again. Keep code, predictions, actual results and a reasoned revision together. On paper, label your result as a trace rather than an execution.</w:t>
+      <w:pPr>
+        <w:spacing w:line="336" w:lineRule="auto" w:after="180"/>
+      </w:pPr>
+      <w:r>
+        <w:rPr>
+          <w:b w:val="0"/>
+        </w:rPr>
+        <w:t xml:space="preserve">The browser lab lets you edit the supported Python examples already included in this lesson. Predict first, run, inspect the actual </w:t>
+      </w:r>
+      <w:r>
+        <w:rPr>
+          <w:b/>
+        </w:rPr>
+        <w:t>output</w:t>
+      </w:r>
+      <w:r>
+        <w:rPr>
+          <w:b w:val="0"/>
+        </w:rPr>
+        <w:t xml:space="preserve"> or error, change one </w:t>
+      </w:r>
+      <w:r>
+        <w:rPr>
+          <w:b/>
+        </w:rPr>
+        <w:t>input</w:t>
+      </w:r>
+      <w:r>
+        <w:rPr>
+          <w:b w:val="0"/>
+        </w:rPr>
+        <w:t>, then run again.</w:t>
+      </w:r>
+    </w:p>
+    <w:p>
+      <w:pPr>
+        <w:spacing w:line="336" w:lineRule="auto" w:after="180"/>
+      </w:pPr>
+      <w:r>
+        <w:rPr>
+          <w:b w:val="0"/>
+        </w:rPr>
+        <w:t xml:space="preserve">Keep code, </w:t>
+      </w:r>
+      <w:r>
+        <w:rPr>
+          <w:b/>
+        </w:rPr>
+        <w:t>prediction</w:t>
+      </w:r>
+      <w:r>
+        <w:rPr>
+          <w:b w:val="0"/>
+        </w:rPr>
+        <w:t xml:space="preserve">s, actual results and a reasoned revision together. On paper, label your result as a </w:t>
+      </w:r>
+      <w:r>
+        <w:rPr>
+          <w:b/>
+        </w:rPr>
+        <w:t>trace</w:t>
+      </w:r>
+      <w:r>
+        <w:rPr>
+          <w:b w:val="0"/>
+        </w:rPr>
+        <w:t xml:space="preserve"> rather than an execution.</w:t>
       </w:r>
     </w:p>
     <w:p>
@@ -4524,8 +7559,762 @@
       </w:r>
     </w:p>
     <w:p>
-      <w:r>
-        <w:t>Use Download completed work in the hosted lesson to export your answers, reflections, practice feedback and code-run evidence. Open the HTML copy to read or print it. Drafts stay in this browser when storage is available; clear drafts on a shared device.</w:t>
+      <w:pPr>
+        <w:spacing w:line="336" w:lineRule="auto" w:after="180"/>
+      </w:pPr>
+      <w:r>
+        <w:rPr>
+          <w:b w:val="0"/>
+        </w:rPr>
+        <w:t xml:space="preserve">Use Download completed work in the hosted lesson to export your answers, reflections, practice feedback and code-run </w:t>
+      </w:r>
+      <w:r>
+        <w:rPr>
+          <w:b/>
+        </w:rPr>
+        <w:t>evidence</w:t>
+      </w:r>
+      <w:r>
+        <w:rPr>
+          <w:b w:val="0"/>
+        </w:rPr>
+        <w:t>. Open the HTML copy to read or print it.</w:t>
+      </w:r>
+    </w:p>
+    <w:p>
+      <w:pPr>
+        <w:spacing w:line="336" w:lineRule="auto" w:after="180"/>
+      </w:pPr>
+      <w:r>
+        <w:rPr>
+          <w:b w:val="0"/>
+        </w:rPr>
+        <w:t>Drafts stay in this browser when storage is available; clear drafts on a shared device.</w:t>
+      </w:r>
+    </w:p>
+    <w:p>
+      <w:pPr>
+        <w:pStyle w:val="Heading1"/>
+      </w:pPr>
+      <w:r>
+        <w:t>18. Visual concept journey</w:t>
+      </w:r>
+    </w:p>
+    <w:p>
+      <w:r>
+        <w:t>Explain each Trace Tables graphic using its labels, deciding evidence and relevant limitation.</w:t>
+      </w:r>
+    </w:p>
+    <w:p>
+      <w:pPr>
+        <w:pStyle w:val="Heading3"/>
+      </w:pPr>
+      <w:r>
+        <w:t>01. Trace Tables: the case</w:t>
+      </w:r>
+    </w:p>
+    <w:p>
+      <w:r>
+        <w:drawing>
+          <wp:inline xmlns:a="http://schemas.openxmlformats.org/drawingml/2006/main" xmlns:pic="http://schemas.openxmlformats.org/drawingml/2006/picture">
+            <wp:extent cx="5486400" cy="2834640"/>
+            <wp:docPr id="23" name="Picture 23" descr="A fictional reading-token jar starts with one token and gains three per round. Supplied facts: Python: total=1; for turn in range(4): total=total+3; after the loop print(total). The update is inside the loop; print is outside."/>
+            <wp:cNvGraphicFramePr>
+              <a:graphicFrameLocks noChangeAspect="1"/>
+            </wp:cNvGraphicFramePr>
+            <a:graphic>
+              <a:graphicData uri="http://schemas.openxmlformats.org/drawingml/2006/picture">
+                <pic:pic>
+                  <pic:nvPicPr>
+                    <pic:cNvPr id="0" name="academy-story-ai-2-4-01.png"/>
+                    <pic:cNvPicPr/>
+                  </pic:nvPicPr>
+                  <pic:blipFill>
+                    <a:blip r:embed="rId30"/>
+                    <a:stretch>
+                      <a:fillRect/>
+                    </a:stretch>
+                  </pic:blipFill>
+                  <pic:spPr>
+                    <a:xfrm>
+                      <a:off x="0" y="0"/>
+                      <a:ext cx="5486400" cy="2834640"/>
+                    </a:xfrm>
+                    <a:prstGeom prst="rect"/>
+                  </pic:spPr>
+                </pic:pic>
+              </a:graphicData>
+            </a:graphic>
+          </wp:inline>
+        </w:drawing>
+      </w:r>
+    </w:p>
+    <w:p>
+      <w:pPr>
+        <w:spacing w:line="336" w:lineRule="auto" w:after="180"/>
+      </w:pPr>
+      <w:r>
+        <w:rPr>
+          <w:b w:val="0"/>
+        </w:rPr>
+        <w:t xml:space="preserve">A fictional reading-token jar starts with one token and gains three per round. Supplied facts: Python: total=1; for turn in range(4): total=total+3; after the </w:t>
+      </w:r>
+      <w:r>
+        <w:rPr>
+          <w:b/>
+        </w:rPr>
+        <w:t>loop</w:t>
+      </w:r>
+      <w:r>
+        <w:rPr>
+          <w:b w:val="0"/>
+        </w:rPr>
+        <w:t xml:space="preserve"> print(total). The update is inside the </w:t>
+      </w:r>
+      <w:r>
+        <w:rPr>
+          <w:b/>
+        </w:rPr>
+        <w:t>loop</w:t>
+      </w:r>
+      <w:r>
+        <w:rPr>
+          <w:b w:val="0"/>
+        </w:rPr>
+        <w:t>; print is outside.</w:t>
+      </w:r>
+    </w:p>
+    <w:p>
+      <w:pPr>
+        <w:spacing w:line="336" w:lineRule="auto" w:after="180"/>
+        <w:shd w:fill="F5F1FB"/>
+      </w:pPr>
+      <w:r>
+        <w:rPr>
+          <w:b w:val="0"/>
+        </w:rPr>
+        <w:t>Point to the given fact that matters most. Explain why it matters.</w:t>
+      </w:r>
+    </w:p>
+    <w:p>
+      <w:pPr>
+        <w:pStyle w:val="Heading3"/>
+      </w:pPr>
+      <w:r>
+        <w:t>02. Follow the deciding steps</w:t>
+      </w:r>
+    </w:p>
+    <w:p>
+      <w:r>
+        <w:drawing>
+          <wp:inline xmlns:a="http://schemas.openxmlformats.org/drawingml/2006/main" xmlns:pic="http://schemas.openxmlformats.org/drawingml/2006/picture">
+            <wp:extent cx="5486400" cy="4005072"/>
+            <wp:docPr id="24" name="Picture 24" descr="Initial state: Before the loop, total=1. → Iteration values: range(4) supplies turn values 0,1,2,3. → Updated totals: After each turn total is 4,7,10,13. → After the loop: Print 13 once, after all four updates."/>
+            <wp:cNvGraphicFramePr>
+              <a:graphicFrameLocks noChangeAspect="1"/>
+            </wp:cNvGraphicFramePr>
+            <a:graphic>
+              <a:graphicData uri="http://schemas.openxmlformats.org/drawingml/2006/picture">
+                <pic:pic>
+                  <pic:nvPicPr>
+                    <pic:cNvPr id="0" name="academy-story-ai-2-4-02.png"/>
+                    <pic:cNvPicPr/>
+                  </pic:nvPicPr>
+                  <pic:blipFill>
+                    <a:blip r:embed="rId31"/>
+                    <a:stretch>
+                      <a:fillRect/>
+                    </a:stretch>
+                  </pic:blipFill>
+                  <pic:spPr>
+                    <a:xfrm>
+                      <a:off x="0" y="0"/>
+                      <a:ext cx="5486400" cy="4005072"/>
+                    </a:xfrm>
+                    <a:prstGeom prst="rect"/>
+                  </pic:spPr>
+                </pic:pic>
+              </a:graphicData>
+            </a:graphic>
+          </wp:inline>
+        </w:drawing>
+      </w:r>
+    </w:p>
+    <w:p>
+      <w:pPr>
+        <w:spacing w:line="336" w:lineRule="auto" w:after="180"/>
+      </w:pPr>
+      <w:r>
+        <w:rPr>
+          <w:b w:val="0"/>
+        </w:rPr>
+        <w:t xml:space="preserve">Initial </w:t>
+      </w:r>
+      <w:r>
+        <w:rPr>
+          <w:b/>
+        </w:rPr>
+        <w:t>state</w:t>
+      </w:r>
+      <w:r>
+        <w:rPr>
+          <w:b w:val="0"/>
+        </w:rPr>
+        <w:t xml:space="preserve">: Before the </w:t>
+      </w:r>
+      <w:r>
+        <w:rPr>
+          <w:b/>
+        </w:rPr>
+        <w:t>loop</w:t>
+      </w:r>
+      <w:r>
+        <w:rPr>
+          <w:b w:val="0"/>
+        </w:rPr>
+        <w:t xml:space="preserve">, total=1. → </w:t>
+      </w:r>
+      <w:r>
+        <w:rPr>
+          <w:b/>
+        </w:rPr>
+        <w:t>Iteration</w:t>
+      </w:r>
+      <w:r>
+        <w:rPr>
+          <w:b w:val="0"/>
+        </w:rPr>
+        <w:t xml:space="preserve"> values: range(4) supplies turn values 0,1,2,3. → Updated totals: After each turn total is 4,7,10,13. → After the </w:t>
+      </w:r>
+      <w:r>
+        <w:rPr>
+          <w:b/>
+        </w:rPr>
+        <w:t>loop</w:t>
+      </w:r>
+      <w:r>
+        <w:rPr>
+          <w:b w:val="0"/>
+        </w:rPr>
+        <w:t>: Print 13 once, after all four updates.</w:t>
+      </w:r>
+    </w:p>
+    <w:p>
+      <w:pPr>
+        <w:spacing w:line="336" w:lineRule="auto" w:after="180"/>
+        <w:shd w:fill="F5F1FB"/>
+      </w:pPr>
+      <w:r>
+        <w:rPr>
+          <w:b w:val="0"/>
+        </w:rPr>
+        <w:t xml:space="preserve">Point to each numbered stage and explain which recorded </w:t>
+      </w:r>
+      <w:r>
+        <w:rPr>
+          <w:b/>
+        </w:rPr>
+        <w:t>input</w:t>
+      </w:r>
+      <w:r>
+        <w:rPr>
+          <w:b w:val="0"/>
+        </w:rPr>
+        <w:t xml:space="preserve"> it uses.</w:t>
+      </w:r>
+    </w:p>
+    <w:p>
+      <w:pPr>
+        <w:pStyle w:val="Heading3"/>
+      </w:pPr>
+      <w:r>
+        <w:t>03. Loop totals after each iteration</w:t>
+      </w:r>
+    </w:p>
+    <w:p>
+      <w:r>
+        <w:drawing>
+          <wp:inline xmlns:a="http://schemas.openxmlformats.org/drawingml/2006/main" xmlns:pic="http://schemas.openxmlformats.org/drawingml/2006/picture">
+            <wp:extent cx="5486400" cy="3938016"/>
+            <wp:docPr id="25" name="Picture 25" descr="Loop totals after each iteration. First: turn = 0, total after update = 4. Second: turn = 1, total after update = 7. Third: turn = 2, total after update = 10. Fourth: turn = 3, total after update = 13."/>
+            <wp:cNvGraphicFramePr>
+              <a:graphicFrameLocks noChangeAspect="1"/>
+            </wp:cNvGraphicFramePr>
+            <a:graphic>
+              <a:graphicData uri="http://schemas.openxmlformats.org/drawingml/2006/picture">
+                <pic:pic>
+                  <pic:nvPicPr>
+                    <pic:cNvPr id="0" name="academy-story-ai-2-4-03.png"/>
+                    <pic:cNvPicPr/>
+                  </pic:nvPicPr>
+                  <pic:blipFill>
+                    <a:blip r:embed="rId32"/>
+                    <a:stretch>
+                      <a:fillRect/>
+                    </a:stretch>
+                  </pic:blipFill>
+                  <pic:spPr>
+                    <a:xfrm>
+                      <a:off x="0" y="0"/>
+                      <a:ext cx="5486400" cy="3938016"/>
+                    </a:xfrm>
+                    <a:prstGeom prst="rect"/>
+                  </pic:spPr>
+                </pic:pic>
+              </a:graphicData>
+            </a:graphic>
+          </wp:inline>
+        </w:drawing>
+      </w:r>
+    </w:p>
+    <w:p>
+      <w:pPr>
+        <w:spacing w:line="336" w:lineRule="auto" w:after="180"/>
+      </w:pPr>
+      <w:r>
+        <w:rPr>
+          <w:b/>
+        </w:rPr>
+        <w:t>Loop</w:t>
+      </w:r>
+      <w:r>
+        <w:rPr>
+          <w:b w:val="0"/>
+        </w:rPr>
+        <w:t xml:space="preserve"> totals after each </w:t>
+      </w:r>
+      <w:r>
+        <w:rPr>
+          <w:b/>
+        </w:rPr>
+        <w:t>iteration</w:t>
+      </w:r>
+      <w:r>
+        <w:rPr>
+          <w:b w:val="0"/>
+        </w:rPr>
+        <w:t>. First: turn = 0, total after update = 4. Second: turn = 1, total after update = 7. Third: turn = 2, total after update = 10. Fourth: turn = 3, total after update = 13.</w:t>
+      </w:r>
+    </w:p>
+    <w:p>
+      <w:pPr>
+        <w:spacing w:line="336" w:lineRule="auto" w:after="180"/>
+        <w:shd w:fill="F5F1FB"/>
+      </w:pPr>
+      <w:r>
+        <w:rPr>
+          <w:b w:val="0"/>
+        </w:rPr>
+        <w:t>Read the labels and values. Explain the relationship the model shows.</w:t>
+      </w:r>
+    </w:p>
+    <w:p>
+      <w:pPr>
+        <w:pStyle w:val="Heading3"/>
+      </w:pPr>
+      <w:r>
+        <w:t>04. Change one thing. Trace what follows.</w:t>
+      </w:r>
+    </w:p>
+    <w:p>
+      <w:r>
+        <w:drawing>
+          <wp:inline xmlns:a="http://schemas.openxmlformats.org/drawingml/2006/main" xmlns:pic="http://schemas.openxmlformats.org/drawingml/2006/picture">
+            <wp:extent cx="5486400" cy="3026664"/>
+            <wp:docPr id="26" name="Picture 26" descr="Original case: Print 13 once, after all four updates. Changed condition: Use range(0) instead of range(4). Expected result: The loop body never runs and the printed total is 1. Reason: The iterable contains no turn values; the initial assignment still happened."/>
+            <wp:cNvGraphicFramePr>
+              <a:graphicFrameLocks noChangeAspect="1"/>
+            </wp:cNvGraphicFramePr>
+            <a:graphic>
+              <a:graphicData uri="http://schemas.openxmlformats.org/drawingml/2006/picture">
+                <pic:pic>
+                  <pic:nvPicPr>
+                    <pic:cNvPr id="0" name="academy-story-ai-2-4-04.png"/>
+                    <pic:cNvPicPr/>
+                  </pic:nvPicPr>
+                  <pic:blipFill>
+                    <a:blip r:embed="rId33"/>
+                    <a:stretch>
+                      <a:fillRect/>
+                    </a:stretch>
+                  </pic:blipFill>
+                  <pic:spPr>
+                    <a:xfrm>
+                      <a:off x="0" y="0"/>
+                      <a:ext cx="5486400" cy="3026664"/>
+                    </a:xfrm>
+                    <a:prstGeom prst="rect"/>
+                  </pic:spPr>
+                </pic:pic>
+              </a:graphicData>
+            </a:graphic>
+          </wp:inline>
+        </w:drawing>
+      </w:r>
+    </w:p>
+    <w:p>
+      <w:pPr>
+        <w:spacing w:line="336" w:lineRule="auto" w:after="180"/>
+      </w:pPr>
+      <w:r>
+        <w:rPr>
+          <w:b w:val="0"/>
+        </w:rPr>
+        <w:t xml:space="preserve">Original case: Print 13 once, after all four updates. Changed condition: Use range(0) instead of range(4). Expected result: The </w:t>
+      </w:r>
+      <w:r>
+        <w:rPr>
+          <w:b/>
+        </w:rPr>
+        <w:t>loop</w:t>
+      </w:r>
+      <w:r>
+        <w:rPr>
+          <w:b w:val="0"/>
+        </w:rPr>
+        <w:t xml:space="preserve"> body never runs and the printed total is 1.</w:t>
+      </w:r>
+    </w:p>
+    <w:p>
+      <w:pPr>
+        <w:spacing w:line="336" w:lineRule="auto" w:after="180"/>
+      </w:pPr>
+      <w:r>
+        <w:rPr>
+          <w:b w:val="0"/>
+        </w:rPr>
+        <w:t>Reason: The iterable contains no turn values; the initial assignment still happened.</w:t>
+      </w:r>
+    </w:p>
+    <w:p>
+      <w:pPr>
+        <w:spacing w:line="336" w:lineRule="auto" w:after="180"/>
+        <w:shd w:fill="F5F1FB"/>
+      </w:pPr>
+      <w:r>
+        <w:rPr>
+          <w:b w:val="0"/>
+        </w:rPr>
+        <w:t>Predict before checking the worked changed-case result. Name what changed and what the supplied facts allow you to conclude.</w:t>
+      </w:r>
+    </w:p>
+    <w:p>
+      <w:pPr>
+        <w:pStyle w:val="Heading3"/>
+      </w:pPr>
+      <w:r>
+        <w:t>05. Connect the explanation to its limit</w:t>
+      </w:r>
+    </w:p>
+    <w:p>
+      <w:r>
+        <w:drawing>
+          <wp:inline xmlns:a="http://schemas.openxmlformats.org/drawingml/2006/main" xmlns:pic="http://schemas.openxmlformats.org/drawingml/2006/picture">
+            <wp:extent cx="5486400" cy="2834640"/>
+            <wp:docPr id="27" name="Picture 27" descr="The turn value labels an iteration; it is not the number added. The fixed update adds three each time. Four iterations take the total from 1 to 13. Keeping print outside the loop produces one final display rather than four intermediate displays. Initialise total before the loop so a zero-iteration run still has a defined value. Limit: This finite loop does not establish behavior of a while-loop with a different update or stopping condition."/>
+            <wp:cNvGraphicFramePr>
+              <a:graphicFrameLocks noChangeAspect="1"/>
+            </wp:cNvGraphicFramePr>
+            <a:graphic>
+              <a:graphicData uri="http://schemas.openxmlformats.org/drawingml/2006/picture">
+                <pic:pic>
+                  <pic:nvPicPr>
+                    <pic:cNvPr id="0" name="academy-story-ai-2-4-05.png"/>
+                    <pic:cNvPicPr/>
+                  </pic:nvPicPr>
+                  <pic:blipFill>
+                    <a:blip r:embed="rId34"/>
+                    <a:stretch>
+                      <a:fillRect/>
+                    </a:stretch>
+                  </pic:blipFill>
+                  <pic:spPr>
+                    <a:xfrm>
+                      <a:off x="0" y="0"/>
+                      <a:ext cx="5486400" cy="2834640"/>
+                    </a:xfrm>
+                    <a:prstGeom prst="rect"/>
+                  </pic:spPr>
+                </pic:pic>
+              </a:graphicData>
+            </a:graphic>
+          </wp:inline>
+        </w:drawing>
+      </w:r>
+    </w:p>
+    <w:p>
+      <w:pPr>
+        <w:spacing w:line="336" w:lineRule="auto" w:after="180"/>
+      </w:pPr>
+      <w:r>
+        <w:rPr>
+          <w:b w:val="0"/>
+        </w:rPr>
+        <w:t xml:space="preserve">The turn value labels an </w:t>
+      </w:r>
+      <w:r>
+        <w:rPr>
+          <w:b/>
+        </w:rPr>
+        <w:t>iteration</w:t>
+      </w:r>
+      <w:r>
+        <w:rPr>
+          <w:b w:val="0"/>
+        </w:rPr>
+        <w:t xml:space="preserve">; it is not the number added. The fixed update adds three each time. Four </w:t>
+      </w:r>
+      <w:r>
+        <w:rPr>
+          <w:b/>
+        </w:rPr>
+        <w:t>iteration</w:t>
+      </w:r>
+      <w:r>
+        <w:rPr>
+          <w:b w:val="0"/>
+        </w:rPr>
+        <w:t>s take the total from 1 to 13.</w:t>
+      </w:r>
+    </w:p>
+    <w:p>
+      <w:pPr>
+        <w:spacing w:line="336" w:lineRule="auto" w:after="180"/>
+      </w:pPr>
+      <w:r>
+        <w:rPr>
+          <w:b w:val="0"/>
+        </w:rPr>
+        <w:t xml:space="preserve">Keeping print outside the </w:t>
+      </w:r>
+      <w:r>
+        <w:rPr>
+          <w:b/>
+        </w:rPr>
+        <w:t>loop</w:t>
+      </w:r>
+      <w:r>
+        <w:rPr>
+          <w:b w:val="0"/>
+        </w:rPr>
+        <w:t xml:space="preserve"> produces one final display rather than four intermediate displays. Initialise total before the </w:t>
+      </w:r>
+      <w:r>
+        <w:rPr>
+          <w:b/>
+        </w:rPr>
+        <w:t>loop</w:t>
+      </w:r>
+      <w:r>
+        <w:rPr>
+          <w:b w:val="0"/>
+        </w:rPr>
+        <w:t xml:space="preserve"> so a zero-</w:t>
+      </w:r>
+      <w:r>
+        <w:rPr>
+          <w:b/>
+        </w:rPr>
+        <w:t>iteration</w:t>
+      </w:r>
+      <w:r>
+        <w:rPr>
+          <w:b w:val="0"/>
+        </w:rPr>
+        <w:t xml:space="preserve"> run still has a defined value.</w:t>
+      </w:r>
+    </w:p>
+    <w:p>
+      <w:pPr>
+        <w:spacing w:line="336" w:lineRule="auto" w:after="180"/>
+      </w:pPr>
+      <w:r>
+        <w:rPr>
+          <w:b w:val="0"/>
+        </w:rPr>
+        <w:t xml:space="preserve">Limit: This finite </w:t>
+      </w:r>
+      <w:r>
+        <w:rPr>
+          <w:b/>
+        </w:rPr>
+        <w:t>loop</w:t>
+      </w:r>
+      <w:r>
+        <w:rPr>
+          <w:b w:val="0"/>
+        </w:rPr>
+        <w:t xml:space="preserve"> does not establish behavior of a while-</w:t>
+      </w:r>
+      <w:r>
+        <w:rPr>
+          <w:b/>
+        </w:rPr>
+        <w:t>loop</w:t>
+      </w:r>
+      <w:r>
+        <w:rPr>
+          <w:b w:val="0"/>
+        </w:rPr>
+        <w:t xml:space="preserve"> with a different update or stopping condition.</w:t>
+      </w:r>
+    </w:p>
+    <w:p>
+      <w:pPr>
+        <w:spacing w:line="336" w:lineRule="auto" w:after="180"/>
+        <w:shd w:fill="F5F1FB"/>
+      </w:pPr>
+      <w:r>
+        <w:rPr>
+          <w:b w:val="0"/>
+        </w:rPr>
+        <w:t>Explain the case, then point to a limit on the claim.</w:t>
+      </w:r>
+    </w:p>
+    <w:p>
+      <w:pPr>
+        <w:pStyle w:val="Heading3"/>
+      </w:pPr>
+      <w:r>
+        <w:t>06. Make the idea visible in your project</w:t>
+      </w:r>
+    </w:p>
+    <w:p>
+      <w:r>
+        <w:drawing>
+          <wp:inline xmlns:a="http://schemas.openxmlformats.org/drawingml/2006/main" xmlns:pic="http://schemas.openxmlformats.org/drawingml/2006/picture">
+            <wp:extent cx="5486400" cy="3380232"/>
+            <wp:docPr id="28" name="Picture 28" descr="Trace recommender loops with current item, eligibility, score and current best so each update can be explained. Draw your input, deciding step, result and limit. Supported question: Move print inside the original loop. What sequence is displayed?"/>
+            <wp:cNvGraphicFramePr>
+              <a:graphicFrameLocks noChangeAspect="1"/>
+            </wp:cNvGraphicFramePr>
+            <a:graphic>
+              <a:graphicData uri="http://schemas.openxmlformats.org/drawingml/2006/picture">
+                <pic:pic>
+                  <pic:nvPicPr>
+                    <pic:cNvPr id="0" name="academy-story-ai-2-4-06.png"/>
+                    <pic:cNvPicPr/>
+                  </pic:nvPicPr>
+                  <pic:blipFill>
+                    <a:blip r:embed="rId35"/>
+                    <a:stretch>
+                      <a:fillRect/>
+                    </a:stretch>
+                  </pic:blipFill>
+                  <pic:spPr>
+                    <a:xfrm>
+                      <a:off x="0" y="0"/>
+                      <a:ext cx="5486400" cy="3380232"/>
+                    </a:xfrm>
+                    <a:prstGeom prst="rect"/>
+                  </pic:spPr>
+                </pic:pic>
+              </a:graphicData>
+            </a:graphic>
+          </wp:inline>
+        </w:drawing>
+      </w:r>
+    </w:p>
+    <w:p>
+      <w:pPr>
+        <w:spacing w:line="336" w:lineRule="auto" w:after="180"/>
+        <w:shd w:fill="F5F1FB"/>
+      </w:pPr>
+      <w:r>
+        <w:rPr>
+          <w:b/>
+        </w:rPr>
+        <w:t>Trace</w:t>
+      </w:r>
+      <w:r>
+        <w:rPr>
+          <w:b w:val="0"/>
+        </w:rPr>
+        <w:t xml:space="preserve"> recommender </w:t>
+      </w:r>
+      <w:r>
+        <w:rPr>
+          <w:b/>
+        </w:rPr>
+        <w:t>loop</w:t>
+      </w:r>
+      <w:r>
+        <w:rPr>
+          <w:b w:val="0"/>
+        </w:rPr>
+        <w:t xml:space="preserve">s with current item, eligibility, score and current best so each update can be explained. Draw your </w:t>
+      </w:r>
+      <w:r>
+        <w:rPr>
+          <w:b/>
+        </w:rPr>
+        <w:t>input</w:t>
+      </w:r>
+      <w:r>
+        <w:rPr>
+          <w:b w:val="0"/>
+        </w:rPr>
+        <w:t xml:space="preserve">, deciding step, result and limit. Supported question: Move print inside the original </w:t>
+      </w:r>
+      <w:r>
+        <w:rPr>
+          <w:b/>
+        </w:rPr>
+        <w:t>loop</w:t>
+      </w:r>
+      <w:r>
+        <w:rPr>
+          <w:b w:val="0"/>
+        </w:rPr>
+        <w:t>.</w:t>
+      </w:r>
+    </w:p>
+    <w:p>
+      <w:pPr>
+        <w:spacing w:line="336" w:lineRule="auto" w:after="180"/>
+        <w:shd w:fill="F5F1FB"/>
+      </w:pPr>
+      <w:r>
+        <w:rPr>
+          <w:b w:val="0"/>
+        </w:rPr>
+        <w:t>What sequence is displayed?</w:t>
+      </w:r>
+    </w:p>
+    <w:p>
+      <w:pPr>
+        <w:spacing w:line="336" w:lineRule="auto" w:after="180"/>
+        <w:shd w:fill="F5F1FB"/>
+      </w:pPr>
+      <w:r>
+        <w:rPr>
+          <w:b w:val="0"/>
+        </w:rPr>
+        <w:t xml:space="preserve">Draw your project </w:t>
+      </w:r>
+      <w:r>
+        <w:rPr>
+          <w:b/>
+        </w:rPr>
+        <w:t>trace</w:t>
+      </w:r>
+      <w:r>
+        <w:rPr>
+          <w:b w:val="0"/>
+        </w:rPr>
+        <w:t xml:space="preserve"> and justify the deciding step using </w:t>
+      </w:r>
+      <w:r>
+        <w:rPr>
+          <w:b/>
+        </w:rPr>
+        <w:t>evidence</w:t>
+      </w:r>
+      <w:r>
+        <w:rPr>
+          <w:b w:val="0"/>
+        </w:rPr>
+        <w:t>.</w:t>
       </w:r>
     </w:p>
     <w:sectPr>
